--- a/documentacao/Arquitetura_do_dashboard_Heliopolis.docx
+++ b/documentacao/Arquitetura_do_dashboard_Heliopolis.docx
@@ -18,6 +18,1541 @@
     <w:p>
       <w:r>
         <w:t>Este documento explica a implementação atual do dashboard: como os dados são obtidos, tratados e utilizados; quais cálculos produzem cada gráfico; e como os arquivos Python se comunicam. O período analisado é 2021–2025, definido como os cinco anos completos anteriores a 2026.</w:t>
+      </w:r>
+    </w:p>
+    <w:p>
+      <w:pPr>
+        <w:pStyle w:val="Heading2"/>
+      </w:pPr>
+      <w:r>
+        <w:t>Engenharia de software e arquitetura</w:t>
+      </w:r>
+    </w:p>
+    <w:p>
+      <w:r>
+        <w:t>O projeto é uma aplicação monolítica modular em Python: a interface Streamlit, a coleta e as análises executam no mesmo processo, com responsabilidades separadas em arquivos. O navegador apresenta o painel e envia as interações; os módulos Python processam os dados com Pandas. A API REST consumida é externa, do Open-Meteo. O projeto não expõe uma API REST própria nem utiliza banco de dados.</w:t>
+      </w:r>
+    </w:p>
+    <w:p>
+      <w:pPr>
+        <w:pStyle w:val="Heading2"/>
+      </w:pPr>
+      <w:r>
+        <w:t>Requisitos funcionais implementados</w:t>
+      </w:r>
+    </w:p>
+    <w:tbl>
+      <w:tblPr>
+        <w:tblW w:type="auto" w:w="0"/>
+        <w:jc w:val="center"/>
+        <w:tblLayout w:type="fixed"/>
+        <w:tblLook w:firstColumn="1" w:firstRow="1" w:lastColumn="0" w:lastRow="0" w:noHBand="0" w:noVBand="1" w:val="04A0"/>
+      </w:tblPr>
+      <w:tblGrid>
+        <w:gridCol w:w="907"/>
+        <w:gridCol w:w="2098"/>
+        <w:gridCol w:w="6633"/>
+      </w:tblGrid>
+      <w:tr>
+        <w:trPr>
+          <w:tblHeader/>
+          <w:cantSplit/>
+        </w:trPr>
+        <w:tc>
+          <w:tcPr>
+            <w:tcW w:type="dxa" w:w="907"/>
+            <w:vAlign w:val="center"/>
+            <w:tcBorders>
+              <w:top w:val="single" w:sz="4" w:color="D9D9D9"/>
+              <w:left w:val="single" w:sz="4" w:color="D9D9D9"/>
+              <w:bottom w:val="single" w:sz="4" w:color="D9D9D9"/>
+              <w:right w:val="single" w:sz="4" w:color="D9D9D9"/>
+            </w:tcBorders>
+            <w:shd w:fill="24475C"/>
+            <w:tcMar>
+              <w:top w:w="90" w:type="dxa"/>
+              <w:left w:w="90" w:type="dxa"/>
+              <w:bottom w:w="90" w:type="dxa"/>
+              <w:right w:w="90" w:type="dxa"/>
+            </w:tcMar>
+          </w:tcPr>
+          <w:p>
+            <w:pPr>
+              <w:spacing w:after="40" w:line="252" w:lineRule="auto"/>
+            </w:pPr>
+            <w:r>
+              <w:rPr>
+                <w:b/>
+                <w:color w:val="FFFFFF"/>
+                <w:sz w:val="19"/>
+              </w:rPr>
+              <w:t>Código</w:t>
+            </w:r>
+          </w:p>
+        </w:tc>
+        <w:tc>
+          <w:tcPr>
+            <w:tcW w:type="dxa" w:w="2098"/>
+            <w:vAlign w:val="center"/>
+            <w:tcBorders>
+              <w:top w:val="single" w:sz="4" w:color="D9D9D9"/>
+              <w:left w:val="single" w:sz="4" w:color="D9D9D9"/>
+              <w:bottom w:val="single" w:sz="4" w:color="D9D9D9"/>
+              <w:right w:val="single" w:sz="4" w:color="D9D9D9"/>
+            </w:tcBorders>
+            <w:shd w:fill="24475C"/>
+            <w:tcMar>
+              <w:top w:w="90" w:type="dxa"/>
+              <w:left w:w="90" w:type="dxa"/>
+              <w:bottom w:w="90" w:type="dxa"/>
+              <w:right w:w="90" w:type="dxa"/>
+            </w:tcMar>
+          </w:tcPr>
+          <w:p>
+            <w:pPr>
+              <w:spacing w:after="40" w:line="252" w:lineRule="auto"/>
+            </w:pPr>
+            <w:r>
+              <w:rPr>
+                <w:b/>
+                <w:color w:val="FFFFFF"/>
+                <w:sz w:val="19"/>
+              </w:rPr>
+              <w:t>Requisito</w:t>
+            </w:r>
+          </w:p>
+        </w:tc>
+        <w:tc>
+          <w:tcPr>
+            <w:tcW w:type="dxa" w:w="6633"/>
+            <w:vAlign w:val="center"/>
+            <w:tcBorders>
+              <w:top w:val="single" w:sz="4" w:color="D9D9D9"/>
+              <w:left w:val="single" w:sz="4" w:color="D9D9D9"/>
+              <w:bottom w:val="single" w:sz="4" w:color="D9D9D9"/>
+              <w:right w:val="single" w:sz="4" w:color="D9D9D9"/>
+            </w:tcBorders>
+            <w:shd w:fill="24475C"/>
+            <w:tcMar>
+              <w:top w:w="90" w:type="dxa"/>
+              <w:left w:w="90" w:type="dxa"/>
+              <w:bottom w:w="90" w:type="dxa"/>
+              <w:right w:w="90" w:type="dxa"/>
+            </w:tcMar>
+          </w:tcPr>
+          <w:p>
+            <w:pPr>
+              <w:spacing w:after="40" w:line="252" w:lineRule="auto"/>
+            </w:pPr>
+            <w:r>
+              <w:rPr>
+                <w:b/>
+                <w:color w:val="FFFFFF"/>
+                <w:sz w:val="19"/>
+              </w:rPr>
+              <w:t>Comportamento</w:t>
+            </w:r>
+          </w:p>
+        </w:tc>
+      </w:tr>
+      <w:tr>
+        <w:trPr>
+          <w:cantSplit/>
+        </w:trPr>
+        <w:tc>
+          <w:tcPr>
+            <w:tcW w:type="dxa" w:w="907"/>
+            <w:vAlign w:val="center"/>
+            <w:tcBorders>
+              <w:top w:val="single" w:sz="4" w:color="D9D9D9"/>
+              <w:left w:val="single" w:sz="4" w:color="D9D9D9"/>
+              <w:bottom w:val="single" w:sz="4" w:color="D9D9D9"/>
+              <w:right w:val="single" w:sz="4" w:color="D9D9D9"/>
+            </w:tcBorders>
+            <w:shd w:fill="FFFFFF"/>
+            <w:tcMar>
+              <w:top w:w="90" w:type="dxa"/>
+              <w:left w:w="90" w:type="dxa"/>
+              <w:bottom w:w="90" w:type="dxa"/>
+              <w:right w:w="90" w:type="dxa"/>
+            </w:tcMar>
+          </w:tcPr>
+          <w:p>
+            <w:pPr>
+              <w:spacing w:after="40" w:line="252" w:lineRule="auto"/>
+            </w:pPr>
+            <w:r>
+              <w:rPr>
+                <w:sz w:val="19"/>
+              </w:rPr>
+              <w:t>RF01</w:t>
+            </w:r>
+          </w:p>
+        </w:tc>
+        <w:tc>
+          <w:tcPr>
+            <w:tcW w:type="dxa" w:w="2098"/>
+            <w:vAlign w:val="center"/>
+            <w:tcBorders>
+              <w:top w:val="single" w:sz="4" w:color="D9D9D9"/>
+              <w:left w:val="single" w:sz="4" w:color="D9D9D9"/>
+              <w:bottom w:val="single" w:sz="4" w:color="D9D9D9"/>
+              <w:right w:val="single" w:sz="4" w:color="D9D9D9"/>
+            </w:tcBorders>
+            <w:shd w:fill="FFFFFF"/>
+            <w:tcMar>
+              <w:top w:w="90" w:type="dxa"/>
+              <w:left w:w="90" w:type="dxa"/>
+              <w:bottom w:w="90" w:type="dxa"/>
+              <w:right w:w="90" w:type="dxa"/>
+            </w:tcMar>
+          </w:tcPr>
+          <w:p>
+            <w:pPr>
+              <w:spacing w:after="40" w:line="252" w:lineRule="auto"/>
+            </w:pPr>
+            <w:r>
+              <w:rPr>
+                <w:sz w:val="19"/>
+              </w:rPr>
+              <w:t>Obter dados</w:t>
+            </w:r>
+          </w:p>
+        </w:tc>
+        <w:tc>
+          <w:tcPr>
+            <w:tcW w:type="dxa" w:w="6633"/>
+            <w:vAlign w:val="center"/>
+            <w:tcBorders>
+              <w:top w:val="single" w:sz="4" w:color="D9D9D9"/>
+              <w:left w:val="single" w:sz="4" w:color="D9D9D9"/>
+              <w:bottom w:val="single" w:sz="4" w:color="D9D9D9"/>
+              <w:right w:val="single" w:sz="4" w:color="D9D9D9"/>
+            </w:tcBorders>
+            <w:shd w:fill="FFFFFF"/>
+            <w:tcMar>
+              <w:top w:w="90" w:type="dxa"/>
+              <w:left w:w="90" w:type="dxa"/>
+              <w:bottom w:w="90" w:type="dxa"/>
+              <w:right w:w="90" w:type="dxa"/>
+            </w:tcMar>
+          </w:tcPr>
+          <w:p>
+            <w:pPr>
+              <w:spacing w:after="40" w:line="252" w:lineRule="auto"/>
+            </w:pPr>
+            <w:r>
+              <w:rPr>
+                <w:sz w:val="19"/>
+              </w:rPr>
+              <w:t>Ler o JSON ERA5 local ou consultar o Open-Meteo quando ele não existir; ler os CSVs anuais INMET.</w:t>
+            </w:r>
+          </w:p>
+        </w:tc>
+      </w:tr>
+      <w:tr>
+        <w:trPr>
+          <w:cantSplit/>
+        </w:trPr>
+        <w:tc>
+          <w:tcPr>
+            <w:tcW w:type="dxa" w:w="907"/>
+            <w:vAlign w:val="center"/>
+            <w:tcBorders>
+              <w:top w:val="single" w:sz="4" w:color="D9D9D9"/>
+              <w:left w:val="single" w:sz="4" w:color="D9D9D9"/>
+              <w:bottom w:val="single" w:sz="4" w:color="D9D9D9"/>
+              <w:right w:val="single" w:sz="4" w:color="D9D9D9"/>
+            </w:tcBorders>
+            <w:shd w:fill="F0F4F7"/>
+            <w:tcMar>
+              <w:top w:w="90" w:type="dxa"/>
+              <w:left w:w="90" w:type="dxa"/>
+              <w:bottom w:w="90" w:type="dxa"/>
+              <w:right w:w="90" w:type="dxa"/>
+            </w:tcMar>
+          </w:tcPr>
+          <w:p>
+            <w:pPr>
+              <w:spacing w:after="40" w:line="252" w:lineRule="auto"/>
+            </w:pPr>
+            <w:r>
+              <w:rPr>
+                <w:sz w:val="19"/>
+              </w:rPr>
+              <w:t>RF02</w:t>
+            </w:r>
+          </w:p>
+        </w:tc>
+        <w:tc>
+          <w:tcPr>
+            <w:tcW w:type="dxa" w:w="2098"/>
+            <w:vAlign w:val="center"/>
+            <w:tcBorders>
+              <w:top w:val="single" w:sz="4" w:color="D9D9D9"/>
+              <w:left w:val="single" w:sz="4" w:color="D9D9D9"/>
+              <w:bottom w:val="single" w:sz="4" w:color="D9D9D9"/>
+              <w:right w:val="single" w:sz="4" w:color="D9D9D9"/>
+            </w:tcBorders>
+            <w:shd w:fill="F0F4F7"/>
+            <w:tcMar>
+              <w:top w:w="90" w:type="dxa"/>
+              <w:left w:w="90" w:type="dxa"/>
+              <w:bottom w:w="90" w:type="dxa"/>
+              <w:right w:w="90" w:type="dxa"/>
+            </w:tcMar>
+          </w:tcPr>
+          <w:p>
+            <w:pPr>
+              <w:spacing w:after="40" w:line="252" w:lineRule="auto"/>
+            </w:pPr>
+            <w:r>
+              <w:rPr>
+                <w:sz w:val="19"/>
+              </w:rPr>
+              <w:t>Tratar e selecionar</w:t>
+            </w:r>
+          </w:p>
+        </w:tc>
+        <w:tc>
+          <w:tcPr>
+            <w:tcW w:type="dxa" w:w="6633"/>
+            <w:vAlign w:val="center"/>
+            <w:tcBorders>
+              <w:top w:val="single" w:sz="4" w:color="D9D9D9"/>
+              <w:left w:val="single" w:sz="4" w:color="D9D9D9"/>
+              <w:bottom w:val="single" w:sz="4" w:color="D9D9D9"/>
+              <w:right w:val="single" w:sz="4" w:color="D9D9D9"/>
+            </w:tcBorders>
+            <w:shd w:fill="F0F4F7"/>
+            <w:tcMar>
+              <w:top w:w="90" w:type="dxa"/>
+              <w:left w:w="90" w:type="dxa"/>
+              <w:bottom w:w="90" w:type="dxa"/>
+              <w:right w:w="90" w:type="dxa"/>
+            </w:tcMar>
+          </w:tcPr>
+          <w:p>
+            <w:pPr>
+              <w:spacing w:after="40" w:line="252" w:lineRule="auto"/>
+            </w:pPr>
+            <w:r>
+              <w:rPr>
+                <w:sz w:val="19"/>
+              </w:rPr>
+              <w:t>Validar dados, preservar lacunas, consolidar estações e selecionar referências até 30 km.</w:t>
+            </w:r>
+          </w:p>
+        </w:tc>
+      </w:tr>
+      <w:tr>
+        <w:trPr>
+          <w:cantSplit/>
+        </w:trPr>
+        <w:tc>
+          <w:tcPr>
+            <w:tcW w:type="dxa" w:w="907"/>
+            <w:vAlign w:val="center"/>
+            <w:tcBorders>
+              <w:top w:val="single" w:sz="4" w:color="D9D9D9"/>
+              <w:left w:val="single" w:sz="4" w:color="D9D9D9"/>
+              <w:bottom w:val="single" w:sz="4" w:color="D9D9D9"/>
+              <w:right w:val="single" w:sz="4" w:color="D9D9D9"/>
+            </w:tcBorders>
+            <w:shd w:fill="FFFFFF"/>
+            <w:tcMar>
+              <w:top w:w="90" w:type="dxa"/>
+              <w:left w:w="90" w:type="dxa"/>
+              <w:bottom w:w="90" w:type="dxa"/>
+              <w:right w:w="90" w:type="dxa"/>
+            </w:tcMar>
+          </w:tcPr>
+          <w:p>
+            <w:pPr>
+              <w:spacing w:after="40" w:line="252" w:lineRule="auto"/>
+            </w:pPr>
+            <w:r>
+              <w:rPr>
+                <w:sz w:val="19"/>
+              </w:rPr>
+              <w:t>RF03</w:t>
+            </w:r>
+          </w:p>
+        </w:tc>
+        <w:tc>
+          <w:tcPr>
+            <w:tcW w:type="dxa" w:w="2098"/>
+            <w:vAlign w:val="center"/>
+            <w:tcBorders>
+              <w:top w:val="single" w:sz="4" w:color="D9D9D9"/>
+              <w:left w:val="single" w:sz="4" w:color="D9D9D9"/>
+              <w:bottom w:val="single" w:sz="4" w:color="D9D9D9"/>
+              <w:right w:val="single" w:sz="4" w:color="D9D9D9"/>
+            </w:tcBorders>
+            <w:shd w:fill="FFFFFF"/>
+            <w:tcMar>
+              <w:top w:w="90" w:type="dxa"/>
+              <w:left w:w="90" w:type="dxa"/>
+              <w:bottom w:w="90" w:type="dxa"/>
+              <w:right w:w="90" w:type="dxa"/>
+            </w:tcMar>
+          </w:tcPr>
+          <w:p>
+            <w:pPr>
+              <w:spacing w:after="40" w:line="252" w:lineRule="auto"/>
+            </w:pPr>
+            <w:r>
+              <w:rPr>
+                <w:sz w:val="19"/>
+              </w:rPr>
+              <w:t>Explorar o período</w:t>
+            </w:r>
+          </w:p>
+        </w:tc>
+        <w:tc>
+          <w:tcPr>
+            <w:tcW w:type="dxa" w:w="6633"/>
+            <w:vAlign w:val="center"/>
+            <w:tcBorders>
+              <w:top w:val="single" w:sz="4" w:color="D9D9D9"/>
+              <w:left w:val="single" w:sz="4" w:color="D9D9D9"/>
+              <w:bottom w:val="single" w:sz="4" w:color="D9D9D9"/>
+              <w:right w:val="single" w:sz="4" w:color="D9D9D9"/>
+            </w:tcBorders>
+            <w:shd w:fill="FFFFFF"/>
+            <w:tcMar>
+              <w:top w:w="90" w:type="dxa"/>
+              <w:left w:w="90" w:type="dxa"/>
+              <w:bottom w:w="90" w:type="dxa"/>
+              <w:right w:w="90" w:type="dxa"/>
+            </w:tcMar>
+          </w:tcPr>
+          <w:p>
+            <w:pPr>
+              <w:spacing w:after="40" w:line="252" w:lineRule="auto"/>
+            </w:pPr>
+            <w:r>
+              <w:rPr>
+                <w:sz w:val="19"/>
+              </w:rPr>
+              <w:t>Filtrar 2021–2025 por ano e ajustar o limiar analítico entre 25 e 40 °C.</w:t>
+            </w:r>
+          </w:p>
+        </w:tc>
+      </w:tr>
+      <w:tr>
+        <w:trPr>
+          <w:cantSplit/>
+        </w:trPr>
+        <w:tc>
+          <w:tcPr>
+            <w:tcW w:type="dxa" w:w="907"/>
+            <w:vAlign w:val="center"/>
+            <w:tcBorders>
+              <w:top w:val="single" w:sz="4" w:color="D9D9D9"/>
+              <w:left w:val="single" w:sz="4" w:color="D9D9D9"/>
+              <w:bottom w:val="single" w:sz="4" w:color="D9D9D9"/>
+              <w:right w:val="single" w:sz="4" w:color="D9D9D9"/>
+            </w:tcBorders>
+            <w:shd w:fill="F0F4F7"/>
+            <w:tcMar>
+              <w:top w:w="90" w:type="dxa"/>
+              <w:left w:w="90" w:type="dxa"/>
+              <w:bottom w:w="90" w:type="dxa"/>
+              <w:right w:w="90" w:type="dxa"/>
+            </w:tcMar>
+          </w:tcPr>
+          <w:p>
+            <w:pPr>
+              <w:spacing w:after="40" w:line="252" w:lineRule="auto"/>
+            </w:pPr>
+            <w:r>
+              <w:rPr>
+                <w:sz w:val="19"/>
+              </w:rPr>
+              <w:t>RF04</w:t>
+            </w:r>
+          </w:p>
+        </w:tc>
+        <w:tc>
+          <w:tcPr>
+            <w:tcW w:type="dxa" w:w="2098"/>
+            <w:vAlign w:val="center"/>
+            <w:tcBorders>
+              <w:top w:val="single" w:sz="4" w:color="D9D9D9"/>
+              <w:left w:val="single" w:sz="4" w:color="D9D9D9"/>
+              <w:bottom w:val="single" w:sz="4" w:color="D9D9D9"/>
+              <w:right w:val="single" w:sz="4" w:color="D9D9D9"/>
+            </w:tcBorders>
+            <w:shd w:fill="F0F4F7"/>
+            <w:tcMar>
+              <w:top w:w="90" w:type="dxa"/>
+              <w:left w:w="90" w:type="dxa"/>
+              <w:bottom w:w="90" w:type="dxa"/>
+              <w:right w:w="90" w:type="dxa"/>
+            </w:tcMar>
+          </w:tcPr>
+          <w:p>
+            <w:pPr>
+              <w:spacing w:after="40" w:line="252" w:lineRule="auto"/>
+            </w:pPr>
+            <w:r>
+              <w:rPr>
+                <w:sz w:val="19"/>
+              </w:rPr>
+              <w:t>Analisar o calor</w:t>
+            </w:r>
+          </w:p>
+        </w:tc>
+        <w:tc>
+          <w:tcPr>
+            <w:tcW w:type="dxa" w:w="6633"/>
+            <w:vAlign w:val="center"/>
+            <w:tcBorders>
+              <w:top w:val="single" w:sz="4" w:color="D9D9D9"/>
+              <w:left w:val="single" w:sz="4" w:color="D9D9D9"/>
+              <w:bottom w:val="single" w:sz="4" w:color="D9D9D9"/>
+              <w:right w:val="single" w:sz="4" w:color="D9D9D9"/>
+            </w:tcBorders>
+            <w:shd w:fill="F0F4F7"/>
+            <w:tcMar>
+              <w:top w:w="90" w:type="dxa"/>
+              <w:left w:w="90" w:type="dxa"/>
+              <w:bottom w:w="90" w:type="dxa"/>
+              <w:right w:w="90" w:type="dxa"/>
+            </w:tcMar>
+          </w:tcPr>
+          <w:p>
+            <w:pPr>
+              <w:spacing w:after="40" w:line="252" w:lineRule="auto"/>
+            </w:pPr>
+            <w:r>
+              <w:rPr>
+                <w:sz w:val="19"/>
+              </w:rPr>
+              <w:t>Calcular intensidade, frequência, perfil horário, noites, umidade e sequências de calor.</w:t>
+            </w:r>
+          </w:p>
+        </w:tc>
+      </w:tr>
+      <w:tr>
+        <w:trPr>
+          <w:cantSplit/>
+        </w:trPr>
+        <w:tc>
+          <w:tcPr>
+            <w:tcW w:type="dxa" w:w="907"/>
+            <w:vAlign w:val="center"/>
+            <w:tcBorders>
+              <w:top w:val="single" w:sz="4" w:color="D9D9D9"/>
+              <w:left w:val="single" w:sz="4" w:color="D9D9D9"/>
+              <w:bottom w:val="single" w:sz="4" w:color="D9D9D9"/>
+              <w:right w:val="single" w:sz="4" w:color="D9D9D9"/>
+            </w:tcBorders>
+            <w:shd w:fill="FFFFFF"/>
+            <w:tcMar>
+              <w:top w:w="90" w:type="dxa"/>
+              <w:left w:w="90" w:type="dxa"/>
+              <w:bottom w:w="90" w:type="dxa"/>
+              <w:right w:w="90" w:type="dxa"/>
+            </w:tcMar>
+          </w:tcPr>
+          <w:p>
+            <w:pPr>
+              <w:spacing w:after="40" w:line="252" w:lineRule="auto"/>
+            </w:pPr>
+            <w:r>
+              <w:rPr>
+                <w:sz w:val="19"/>
+              </w:rPr>
+              <w:t>RF05</w:t>
+            </w:r>
+          </w:p>
+        </w:tc>
+        <w:tc>
+          <w:tcPr>
+            <w:tcW w:type="dxa" w:w="2098"/>
+            <w:vAlign w:val="center"/>
+            <w:tcBorders>
+              <w:top w:val="single" w:sz="4" w:color="D9D9D9"/>
+              <w:left w:val="single" w:sz="4" w:color="D9D9D9"/>
+              <w:bottom w:val="single" w:sz="4" w:color="D9D9D9"/>
+              <w:right w:val="single" w:sz="4" w:color="D9D9D9"/>
+            </w:tcBorders>
+            <w:shd w:fill="FFFFFF"/>
+            <w:tcMar>
+              <w:top w:w="90" w:type="dxa"/>
+              <w:left w:w="90" w:type="dxa"/>
+              <w:bottom w:w="90" w:type="dxa"/>
+              <w:right w:w="90" w:type="dxa"/>
+            </w:tcMar>
+          </w:tcPr>
+          <w:p>
+            <w:pPr>
+              <w:spacing w:after="40" w:line="252" w:lineRule="auto"/>
+            </w:pPr>
+            <w:r>
+              <w:rPr>
+                <w:sz w:val="19"/>
+              </w:rPr>
+              <w:t>Comparar o entorno</w:t>
+            </w:r>
+          </w:p>
+        </w:tc>
+        <w:tc>
+          <w:tcPr>
+            <w:tcW w:type="dxa" w:w="6633"/>
+            <w:vAlign w:val="center"/>
+            <w:tcBorders>
+              <w:top w:val="single" w:sz="4" w:color="D9D9D9"/>
+              <w:left w:val="single" w:sz="4" w:color="D9D9D9"/>
+              <w:bottom w:val="single" w:sz="4" w:color="D9D9D9"/>
+              <w:right w:val="single" w:sz="4" w:color="D9D9D9"/>
+            </w:tcBorders>
+            <w:shd w:fill="FFFFFF"/>
+            <w:tcMar>
+              <w:top w:w="90" w:type="dxa"/>
+              <w:left w:w="90" w:type="dxa"/>
+              <w:bottom w:w="90" w:type="dxa"/>
+              <w:right w:w="90" w:type="dxa"/>
+            </w:tcMar>
+          </w:tcPr>
+          <w:p>
+            <w:pPr>
+              <w:spacing w:after="40" w:line="252" w:lineRule="auto"/>
+            </w:pPr>
+            <w:r>
+              <w:rPr>
+                <w:sz w:val="19"/>
+              </w:rPr>
+              <w:t>Comparar ERA5 e estações nas mesmas datas válidas, mantendo as fontes independentes.</w:t>
+            </w:r>
+          </w:p>
+        </w:tc>
+      </w:tr>
+      <w:tr>
+        <w:trPr>
+          <w:cantSplit/>
+        </w:trPr>
+        <w:tc>
+          <w:tcPr>
+            <w:tcW w:type="dxa" w:w="907"/>
+            <w:vAlign w:val="center"/>
+            <w:tcBorders>
+              <w:top w:val="single" w:sz="4" w:color="D9D9D9"/>
+              <w:left w:val="single" w:sz="4" w:color="D9D9D9"/>
+              <w:bottom w:val="single" w:sz="4" w:color="D9D9D9"/>
+              <w:right w:val="single" w:sz="4" w:color="D9D9D9"/>
+            </w:tcBorders>
+            <w:shd w:fill="F0F4F7"/>
+            <w:tcMar>
+              <w:top w:w="90" w:type="dxa"/>
+              <w:left w:w="90" w:type="dxa"/>
+              <w:bottom w:w="90" w:type="dxa"/>
+              <w:right w:w="90" w:type="dxa"/>
+            </w:tcMar>
+          </w:tcPr>
+          <w:p>
+            <w:pPr>
+              <w:spacing w:after="40" w:line="252" w:lineRule="auto"/>
+            </w:pPr>
+            <w:r>
+              <w:rPr>
+                <w:sz w:val="19"/>
+              </w:rPr>
+              <w:t>RF06</w:t>
+            </w:r>
+          </w:p>
+        </w:tc>
+        <w:tc>
+          <w:tcPr>
+            <w:tcW w:type="dxa" w:w="2098"/>
+            <w:vAlign w:val="center"/>
+            <w:tcBorders>
+              <w:top w:val="single" w:sz="4" w:color="D9D9D9"/>
+              <w:left w:val="single" w:sz="4" w:color="D9D9D9"/>
+              <w:bottom w:val="single" w:sz="4" w:color="D9D9D9"/>
+              <w:right w:val="single" w:sz="4" w:color="D9D9D9"/>
+            </w:tcBorders>
+            <w:shd w:fill="F0F4F7"/>
+            <w:tcMar>
+              <w:top w:w="90" w:type="dxa"/>
+              <w:left w:w="90" w:type="dxa"/>
+              <w:bottom w:w="90" w:type="dxa"/>
+              <w:right w:w="90" w:type="dxa"/>
+            </w:tcMar>
+          </w:tcPr>
+          <w:p>
+            <w:pPr>
+              <w:spacing w:after="40" w:line="252" w:lineRule="auto"/>
+            </w:pPr>
+            <w:r>
+              <w:rPr>
+                <w:sz w:val="19"/>
+              </w:rPr>
+              <w:t>Apresentar resultados</w:t>
+            </w:r>
+          </w:p>
+        </w:tc>
+        <w:tc>
+          <w:tcPr>
+            <w:tcW w:type="dxa" w:w="6633"/>
+            <w:vAlign w:val="center"/>
+            <w:tcBorders>
+              <w:top w:val="single" w:sz="4" w:color="D9D9D9"/>
+              <w:left w:val="single" w:sz="4" w:color="D9D9D9"/>
+              <w:bottom w:val="single" w:sz="4" w:color="D9D9D9"/>
+              <w:right w:val="single" w:sz="4" w:color="D9D9D9"/>
+            </w:tcBorders>
+            <w:shd w:fill="F0F4F7"/>
+            <w:tcMar>
+              <w:top w:w="90" w:type="dxa"/>
+              <w:left w:w="90" w:type="dxa"/>
+              <w:bottom w:w="90" w:type="dxa"/>
+              <w:right w:w="90" w:type="dxa"/>
+            </w:tcMar>
+          </w:tcPr>
+          <w:p>
+            <w:pPr>
+              <w:spacing w:after="40" w:line="252" w:lineRule="auto"/>
+            </w:pPr>
+            <w:r>
+              <w:rPr>
+                <w:sz w:val="19"/>
+              </w:rPr>
+              <w:t>Exibir gráficos, cartões, critérios e limites; gerar relatório e auditorias pelo terminal.</w:t>
+            </w:r>
+          </w:p>
+        </w:tc>
+      </w:tr>
+    </w:tbl>
+    <w:p/>
+    <w:p>
+      <w:r>
+        <w:br w:type="page"/>
+      </w:r>
+    </w:p>
+    <w:p>
+      <w:pPr>
+        <w:pStyle w:val="Heading1"/>
+      </w:pPr>
+      <w:r>
+        <w:t>Requisitos não funcionais e limites operacionais</w:t>
+      </w:r>
+    </w:p>
+    <w:p>
+      <w:r>
+        <w:t>Os requisitos funcionais descrevem ações observáveis, como filtrar anos e calcular episódios. Os requisitos não funcionais definem condições de qualidade e operação dessas ações. A tabela registra os critérios adotados no código, com os limites que ainda não foram avaliados ou implementados.</w:t>
+      </w:r>
+    </w:p>
+    <w:tbl>
+      <w:tblPr>
+        <w:tblW w:type="auto" w:w="0"/>
+        <w:jc w:val="center"/>
+        <w:tblLayout w:type="fixed"/>
+        <w:tblLook w:firstColumn="1" w:firstRow="1" w:lastColumn="0" w:lastRow="0" w:noHBand="0" w:noVBand="1" w:val="04A0"/>
+      </w:tblPr>
+      <w:tblGrid>
+        <w:gridCol w:w="907"/>
+        <w:gridCol w:w="2098"/>
+        <w:gridCol w:w="6633"/>
+      </w:tblGrid>
+      <w:tr>
+        <w:trPr>
+          <w:tblHeader/>
+          <w:cantSplit/>
+        </w:trPr>
+        <w:tc>
+          <w:tcPr>
+            <w:tcW w:type="dxa" w:w="907"/>
+            <w:vAlign w:val="center"/>
+            <w:tcBorders>
+              <w:top w:val="single" w:sz="4" w:color="D9D9D9"/>
+              <w:left w:val="single" w:sz="4" w:color="D9D9D9"/>
+              <w:bottom w:val="single" w:sz="4" w:color="D9D9D9"/>
+              <w:right w:val="single" w:sz="4" w:color="D9D9D9"/>
+            </w:tcBorders>
+            <w:shd w:fill="24475C"/>
+            <w:tcMar>
+              <w:top w:w="90" w:type="dxa"/>
+              <w:left w:w="90" w:type="dxa"/>
+              <w:bottom w:w="90" w:type="dxa"/>
+              <w:right w:w="90" w:type="dxa"/>
+            </w:tcMar>
+          </w:tcPr>
+          <w:p>
+            <w:pPr>
+              <w:spacing w:after="40" w:line="252" w:lineRule="auto"/>
+            </w:pPr>
+            <w:r>
+              <w:rPr>
+                <w:b/>
+                <w:color w:val="FFFFFF"/>
+                <w:sz w:val="19"/>
+              </w:rPr>
+              <w:t>Código</w:t>
+            </w:r>
+          </w:p>
+        </w:tc>
+        <w:tc>
+          <w:tcPr>
+            <w:tcW w:type="dxa" w:w="2098"/>
+            <w:vAlign w:val="center"/>
+            <w:tcBorders>
+              <w:top w:val="single" w:sz="4" w:color="D9D9D9"/>
+              <w:left w:val="single" w:sz="4" w:color="D9D9D9"/>
+              <w:bottom w:val="single" w:sz="4" w:color="D9D9D9"/>
+              <w:right w:val="single" w:sz="4" w:color="D9D9D9"/>
+            </w:tcBorders>
+            <w:shd w:fill="24475C"/>
+            <w:tcMar>
+              <w:top w:w="90" w:type="dxa"/>
+              <w:left w:w="90" w:type="dxa"/>
+              <w:bottom w:w="90" w:type="dxa"/>
+              <w:right w:w="90" w:type="dxa"/>
+            </w:tcMar>
+          </w:tcPr>
+          <w:p>
+            <w:pPr>
+              <w:spacing w:after="40" w:line="252" w:lineRule="auto"/>
+            </w:pPr>
+            <w:r>
+              <w:rPr>
+                <w:b/>
+                <w:color w:val="FFFFFF"/>
+                <w:sz w:val="19"/>
+              </w:rPr>
+              <w:t>Atributo</w:t>
+            </w:r>
+          </w:p>
+        </w:tc>
+        <w:tc>
+          <w:tcPr>
+            <w:tcW w:type="dxa" w:w="6633"/>
+            <w:vAlign w:val="center"/>
+            <w:tcBorders>
+              <w:top w:val="single" w:sz="4" w:color="D9D9D9"/>
+              <w:left w:val="single" w:sz="4" w:color="D9D9D9"/>
+              <w:bottom w:val="single" w:sz="4" w:color="D9D9D9"/>
+              <w:right w:val="single" w:sz="4" w:color="D9D9D9"/>
+            </w:tcBorders>
+            <w:shd w:fill="24475C"/>
+            <w:tcMar>
+              <w:top w:w="90" w:type="dxa"/>
+              <w:left w:w="90" w:type="dxa"/>
+              <w:bottom w:w="90" w:type="dxa"/>
+              <w:right w:w="90" w:type="dxa"/>
+            </w:tcMar>
+          </w:tcPr>
+          <w:p>
+            <w:pPr>
+              <w:spacing w:after="40" w:line="252" w:lineRule="auto"/>
+            </w:pPr>
+            <w:r>
+              <w:rPr>
+                <w:b/>
+                <w:color w:val="FFFFFF"/>
+                <w:sz w:val="19"/>
+              </w:rPr>
+              <w:t>Critério atual</w:t>
+            </w:r>
+          </w:p>
+        </w:tc>
+      </w:tr>
+      <w:tr>
+        <w:trPr>
+          <w:cantSplit/>
+        </w:trPr>
+        <w:tc>
+          <w:tcPr>
+            <w:tcW w:type="dxa" w:w="907"/>
+            <w:vAlign w:val="center"/>
+            <w:tcBorders>
+              <w:top w:val="single" w:sz="4" w:color="D9D9D9"/>
+              <w:left w:val="single" w:sz="4" w:color="D9D9D9"/>
+              <w:bottom w:val="single" w:sz="4" w:color="D9D9D9"/>
+              <w:right w:val="single" w:sz="4" w:color="D9D9D9"/>
+            </w:tcBorders>
+            <w:shd w:fill="FFFFFF"/>
+            <w:tcMar>
+              <w:top w:w="90" w:type="dxa"/>
+              <w:left w:w="90" w:type="dxa"/>
+              <w:bottom w:w="90" w:type="dxa"/>
+              <w:right w:w="90" w:type="dxa"/>
+            </w:tcMar>
+          </w:tcPr>
+          <w:p>
+            <w:pPr>
+              <w:spacing w:after="40" w:line="252" w:lineRule="auto"/>
+            </w:pPr>
+            <w:r>
+              <w:rPr>
+                <w:sz w:val="19"/>
+              </w:rPr>
+              <w:t>RNF01</w:t>
+            </w:r>
+          </w:p>
+        </w:tc>
+        <w:tc>
+          <w:tcPr>
+            <w:tcW w:type="dxa" w:w="2098"/>
+            <w:vAlign w:val="center"/>
+            <w:tcBorders>
+              <w:top w:val="single" w:sz="4" w:color="D9D9D9"/>
+              <w:left w:val="single" w:sz="4" w:color="D9D9D9"/>
+              <w:bottom w:val="single" w:sz="4" w:color="D9D9D9"/>
+              <w:right w:val="single" w:sz="4" w:color="D9D9D9"/>
+            </w:tcBorders>
+            <w:shd w:fill="FFFFFF"/>
+            <w:tcMar>
+              <w:top w:w="90" w:type="dxa"/>
+              <w:left w:w="90" w:type="dxa"/>
+              <w:bottom w:w="90" w:type="dxa"/>
+              <w:right w:w="90" w:type="dxa"/>
+            </w:tcMar>
+          </w:tcPr>
+          <w:p>
+            <w:pPr>
+              <w:spacing w:after="40" w:line="252" w:lineRule="auto"/>
+            </w:pPr>
+            <w:r>
+              <w:rPr>
+                <w:sz w:val="19"/>
+              </w:rPr>
+              <w:t>Qualidade</w:t>
+            </w:r>
+          </w:p>
+        </w:tc>
+        <w:tc>
+          <w:tcPr>
+            <w:tcW w:type="dxa" w:w="6633"/>
+            <w:vAlign w:val="center"/>
+            <w:tcBorders>
+              <w:top w:val="single" w:sz="4" w:color="D9D9D9"/>
+              <w:left w:val="single" w:sz="4" w:color="D9D9D9"/>
+              <w:bottom w:val="single" w:sz="4" w:color="D9D9D9"/>
+              <w:right w:val="single" w:sz="4" w:color="D9D9D9"/>
+            </w:tcBorders>
+            <w:shd w:fill="FFFFFF"/>
+            <w:tcMar>
+              <w:top w:w="90" w:type="dxa"/>
+              <w:left w:w="90" w:type="dxa"/>
+              <w:bottom w:w="90" w:type="dxa"/>
+              <w:right w:w="90" w:type="dxa"/>
+            </w:tcMar>
+          </w:tcPr>
+          <w:p>
+            <w:pPr>
+              <w:spacing w:after="40" w:line="252" w:lineRule="auto"/>
+            </w:pPr>
+            <w:r>
+              <w:rPr>
+                <w:sz w:val="19"/>
+              </w:rPr>
+              <w:t>Exigir 90% de cobertura diária e noturna de temperatura; não inventar nem interpolar lacunas.</w:t>
+            </w:r>
+          </w:p>
+        </w:tc>
+      </w:tr>
+      <w:tr>
+        <w:trPr>
+          <w:cantSplit/>
+        </w:trPr>
+        <w:tc>
+          <w:tcPr>
+            <w:tcW w:type="dxa" w:w="907"/>
+            <w:vAlign w:val="center"/>
+            <w:tcBorders>
+              <w:top w:val="single" w:sz="4" w:color="D9D9D9"/>
+              <w:left w:val="single" w:sz="4" w:color="D9D9D9"/>
+              <w:bottom w:val="single" w:sz="4" w:color="D9D9D9"/>
+              <w:right w:val="single" w:sz="4" w:color="D9D9D9"/>
+            </w:tcBorders>
+            <w:shd w:fill="F0F4F7"/>
+            <w:tcMar>
+              <w:top w:w="90" w:type="dxa"/>
+              <w:left w:w="90" w:type="dxa"/>
+              <w:bottom w:w="90" w:type="dxa"/>
+              <w:right w:w="90" w:type="dxa"/>
+            </w:tcMar>
+          </w:tcPr>
+          <w:p>
+            <w:pPr>
+              <w:spacing w:after="40" w:line="252" w:lineRule="auto"/>
+            </w:pPr>
+            <w:r>
+              <w:rPr>
+                <w:sz w:val="19"/>
+              </w:rPr>
+              <w:t>RNF02</w:t>
+            </w:r>
+          </w:p>
+        </w:tc>
+        <w:tc>
+          <w:tcPr>
+            <w:tcW w:type="dxa" w:w="2098"/>
+            <w:vAlign w:val="center"/>
+            <w:tcBorders>
+              <w:top w:val="single" w:sz="4" w:color="D9D9D9"/>
+              <w:left w:val="single" w:sz="4" w:color="D9D9D9"/>
+              <w:bottom w:val="single" w:sz="4" w:color="D9D9D9"/>
+              <w:right w:val="single" w:sz="4" w:color="D9D9D9"/>
+            </w:tcBorders>
+            <w:shd w:fill="F0F4F7"/>
+            <w:tcMar>
+              <w:top w:w="90" w:type="dxa"/>
+              <w:left w:w="90" w:type="dxa"/>
+              <w:bottom w:w="90" w:type="dxa"/>
+              <w:right w:w="90" w:type="dxa"/>
+            </w:tcMar>
+          </w:tcPr>
+          <w:p>
+            <w:pPr>
+              <w:spacing w:after="40" w:line="252" w:lineRule="auto"/>
+            </w:pPr>
+            <w:r>
+              <w:rPr>
+                <w:sz w:val="19"/>
+              </w:rPr>
+              <w:t>Rastreabilidade</w:t>
+            </w:r>
+          </w:p>
+        </w:tc>
+        <w:tc>
+          <w:tcPr>
+            <w:tcW w:type="dxa" w:w="6633"/>
+            <w:vAlign w:val="center"/>
+            <w:tcBorders>
+              <w:top w:val="single" w:sz="4" w:color="D9D9D9"/>
+              <w:left w:val="single" w:sz="4" w:color="D9D9D9"/>
+              <w:bottom w:val="single" w:sz="4" w:color="D9D9D9"/>
+              <w:right w:val="single" w:sz="4" w:color="D9D9D9"/>
+            </w:tcBorders>
+            <w:shd w:fill="F0F4F7"/>
+            <w:tcMar>
+              <w:top w:w="90" w:type="dxa"/>
+              <w:left w:w="90" w:type="dxa"/>
+              <w:bottom w:w="90" w:type="dxa"/>
+              <w:right w:w="90" w:type="dxa"/>
+            </w:tcMar>
+          </w:tcPr>
+          <w:p>
+            <w:pPr>
+              <w:spacing w:after="40" w:line="252" w:lineRule="auto"/>
+            </w:pPr>
+            <w:r>
+              <w:rPr>
+                <w:sz w:val="19"/>
+              </w:rPr>
+              <w:t>Preservar origem, parâmetros, período, fuso e metadados; manter os CSVs originais.</w:t>
+            </w:r>
+          </w:p>
+        </w:tc>
+      </w:tr>
+      <w:tr>
+        <w:trPr>
+          <w:cantSplit/>
+        </w:trPr>
+        <w:tc>
+          <w:tcPr>
+            <w:tcW w:type="dxa" w:w="907"/>
+            <w:vAlign w:val="center"/>
+            <w:tcBorders>
+              <w:top w:val="single" w:sz="4" w:color="D9D9D9"/>
+              <w:left w:val="single" w:sz="4" w:color="D9D9D9"/>
+              <w:bottom w:val="single" w:sz="4" w:color="D9D9D9"/>
+              <w:right w:val="single" w:sz="4" w:color="D9D9D9"/>
+            </w:tcBorders>
+            <w:shd w:fill="FFFFFF"/>
+            <w:tcMar>
+              <w:top w:w="90" w:type="dxa"/>
+              <w:left w:w="90" w:type="dxa"/>
+              <w:bottom w:w="90" w:type="dxa"/>
+              <w:right w:w="90" w:type="dxa"/>
+            </w:tcMar>
+          </w:tcPr>
+          <w:p>
+            <w:pPr>
+              <w:spacing w:after="40" w:line="252" w:lineRule="auto"/>
+            </w:pPr>
+            <w:r>
+              <w:rPr>
+                <w:sz w:val="19"/>
+              </w:rPr>
+              <w:t>RNF03</w:t>
+            </w:r>
+          </w:p>
+        </w:tc>
+        <w:tc>
+          <w:tcPr>
+            <w:tcW w:type="dxa" w:w="2098"/>
+            <w:vAlign w:val="center"/>
+            <w:tcBorders>
+              <w:top w:val="single" w:sz="4" w:color="D9D9D9"/>
+              <w:left w:val="single" w:sz="4" w:color="D9D9D9"/>
+              <w:bottom w:val="single" w:sz="4" w:color="D9D9D9"/>
+              <w:right w:val="single" w:sz="4" w:color="D9D9D9"/>
+            </w:tcBorders>
+            <w:shd w:fill="FFFFFF"/>
+            <w:tcMar>
+              <w:top w:w="90" w:type="dxa"/>
+              <w:left w:w="90" w:type="dxa"/>
+              <w:bottom w:w="90" w:type="dxa"/>
+              <w:right w:w="90" w:type="dxa"/>
+            </w:tcMar>
+          </w:tcPr>
+          <w:p>
+            <w:pPr>
+              <w:spacing w:after="40" w:line="252" w:lineRule="auto"/>
+            </w:pPr>
+            <w:r>
+              <w:rPr>
+                <w:sz w:val="19"/>
+              </w:rPr>
+              <w:t>Eficiência</w:t>
+            </w:r>
+          </w:p>
+        </w:tc>
+        <w:tc>
+          <w:tcPr>
+            <w:tcW w:type="dxa" w:w="6633"/>
+            <w:vAlign w:val="center"/>
+            <w:tcBorders>
+              <w:top w:val="single" w:sz="4" w:color="D9D9D9"/>
+              <w:left w:val="single" w:sz="4" w:color="D9D9D9"/>
+              <w:bottom w:val="single" w:sz="4" w:color="D9D9D9"/>
+              <w:right w:val="single" w:sz="4" w:color="D9D9D9"/>
+            </w:tcBorders>
+            <w:shd w:fill="FFFFFF"/>
+            <w:tcMar>
+              <w:top w:w="90" w:type="dxa"/>
+              <w:left w:w="90" w:type="dxa"/>
+              <w:bottom w:w="90" w:type="dxa"/>
+              <w:right w:w="90" w:type="dxa"/>
+            </w:tcMar>
+          </w:tcPr>
+          <w:p>
+            <w:pPr>
+              <w:spacing w:after="40" w:line="252" w:lineRule="auto"/>
+            </w:pPr>
+            <w:r>
+              <w:rPr>
+                <w:sz w:val="19"/>
+              </w:rPr>
+              <w:t>Reutilizar sessão e cache para evitar consultas repetidas. Não há meta de latência medida ou SLA.</w:t>
+            </w:r>
+          </w:p>
+        </w:tc>
+      </w:tr>
+      <w:tr>
+        <w:trPr>
+          <w:cantSplit/>
+        </w:trPr>
+        <w:tc>
+          <w:tcPr>
+            <w:tcW w:type="dxa" w:w="907"/>
+            <w:vAlign w:val="center"/>
+            <w:tcBorders>
+              <w:top w:val="single" w:sz="4" w:color="D9D9D9"/>
+              <w:left w:val="single" w:sz="4" w:color="D9D9D9"/>
+              <w:bottom w:val="single" w:sz="4" w:color="D9D9D9"/>
+              <w:right w:val="single" w:sz="4" w:color="D9D9D9"/>
+            </w:tcBorders>
+            <w:shd w:fill="F0F4F7"/>
+            <w:tcMar>
+              <w:top w:w="90" w:type="dxa"/>
+              <w:left w:w="90" w:type="dxa"/>
+              <w:bottom w:w="90" w:type="dxa"/>
+              <w:right w:w="90" w:type="dxa"/>
+            </w:tcMar>
+          </w:tcPr>
+          <w:p>
+            <w:pPr>
+              <w:spacing w:after="40" w:line="252" w:lineRule="auto"/>
+            </w:pPr>
+            <w:r>
+              <w:rPr>
+                <w:sz w:val="19"/>
+              </w:rPr>
+              <w:t>RNF04</w:t>
+            </w:r>
+          </w:p>
+        </w:tc>
+        <w:tc>
+          <w:tcPr>
+            <w:tcW w:type="dxa" w:w="2098"/>
+            <w:vAlign w:val="center"/>
+            <w:tcBorders>
+              <w:top w:val="single" w:sz="4" w:color="D9D9D9"/>
+              <w:left w:val="single" w:sz="4" w:color="D9D9D9"/>
+              <w:bottom w:val="single" w:sz="4" w:color="D9D9D9"/>
+              <w:right w:val="single" w:sz="4" w:color="D9D9D9"/>
+            </w:tcBorders>
+            <w:shd w:fill="F0F4F7"/>
+            <w:tcMar>
+              <w:top w:w="90" w:type="dxa"/>
+              <w:left w:w="90" w:type="dxa"/>
+              <w:bottom w:w="90" w:type="dxa"/>
+              <w:right w:w="90" w:type="dxa"/>
+            </w:tcMar>
+          </w:tcPr>
+          <w:p>
+            <w:pPr>
+              <w:spacing w:after="40" w:line="252" w:lineRule="auto"/>
+            </w:pPr>
+            <w:r>
+              <w:rPr>
+                <w:sz w:val="19"/>
+              </w:rPr>
+              <w:t>Falhas explícitas</w:t>
+            </w:r>
+          </w:p>
+        </w:tc>
+        <w:tc>
+          <w:tcPr>
+            <w:tcW w:type="dxa" w:w="6633"/>
+            <w:vAlign w:val="center"/>
+            <w:tcBorders>
+              <w:top w:val="single" w:sz="4" w:color="D9D9D9"/>
+              <w:left w:val="single" w:sz="4" w:color="D9D9D9"/>
+              <w:bottom w:val="single" w:sz="4" w:color="D9D9D9"/>
+              <w:right w:val="single" w:sz="4" w:color="D9D9D9"/>
+            </w:tcBorders>
+            <w:shd w:fill="F0F4F7"/>
+            <w:tcMar>
+              <w:top w:w="90" w:type="dxa"/>
+              <w:left w:w="90" w:type="dxa"/>
+              <w:bottom w:w="90" w:type="dxa"/>
+              <w:right w:w="90" w:type="dxa"/>
+            </w:tcMar>
+          </w:tcPr>
+          <w:p>
+            <w:pPr>
+              <w:spacing w:after="40" w:line="252" w:lineRule="auto"/>
+            </w:pPr>
+            <w:r>
+              <w:rPr>
+                <w:sz w:val="19"/>
+              </w:rPr>
+              <w:t>Tratar falhas previstas e mostrar indisponibilidade. Não há retentativa automática contínua.</w:t>
+            </w:r>
+          </w:p>
+        </w:tc>
+      </w:tr>
+      <w:tr>
+        <w:trPr>
+          <w:cantSplit/>
+        </w:trPr>
+        <w:tc>
+          <w:tcPr>
+            <w:tcW w:type="dxa" w:w="907"/>
+            <w:vAlign w:val="center"/>
+            <w:tcBorders>
+              <w:top w:val="single" w:sz="4" w:color="D9D9D9"/>
+              <w:left w:val="single" w:sz="4" w:color="D9D9D9"/>
+              <w:bottom w:val="single" w:sz="4" w:color="D9D9D9"/>
+              <w:right w:val="single" w:sz="4" w:color="D9D9D9"/>
+            </w:tcBorders>
+            <w:shd w:fill="FFFFFF"/>
+            <w:tcMar>
+              <w:top w:w="90" w:type="dxa"/>
+              <w:left w:w="90" w:type="dxa"/>
+              <w:bottom w:w="90" w:type="dxa"/>
+              <w:right w:w="90" w:type="dxa"/>
+            </w:tcMar>
+          </w:tcPr>
+          <w:p>
+            <w:pPr>
+              <w:spacing w:after="40" w:line="252" w:lineRule="auto"/>
+            </w:pPr>
+            <w:r>
+              <w:rPr>
+                <w:sz w:val="19"/>
+              </w:rPr>
+              <w:t>RNF05</w:t>
+            </w:r>
+          </w:p>
+        </w:tc>
+        <w:tc>
+          <w:tcPr>
+            <w:tcW w:type="dxa" w:w="2098"/>
+            <w:vAlign w:val="center"/>
+            <w:tcBorders>
+              <w:top w:val="single" w:sz="4" w:color="D9D9D9"/>
+              <w:left w:val="single" w:sz="4" w:color="D9D9D9"/>
+              <w:bottom w:val="single" w:sz="4" w:color="D9D9D9"/>
+              <w:right w:val="single" w:sz="4" w:color="D9D9D9"/>
+            </w:tcBorders>
+            <w:shd w:fill="FFFFFF"/>
+            <w:tcMar>
+              <w:top w:w="90" w:type="dxa"/>
+              <w:left w:w="90" w:type="dxa"/>
+              <w:bottom w:w="90" w:type="dxa"/>
+              <w:right w:w="90" w:type="dxa"/>
+            </w:tcMar>
+          </w:tcPr>
+          <w:p>
+            <w:pPr>
+              <w:spacing w:after="40" w:line="252" w:lineRule="auto"/>
+            </w:pPr>
+            <w:r>
+              <w:rPr>
+                <w:sz w:val="19"/>
+              </w:rPr>
+              <w:t>Manutenção</w:t>
+            </w:r>
+          </w:p>
+        </w:tc>
+        <w:tc>
+          <w:tcPr>
+            <w:tcW w:type="dxa" w:w="6633"/>
+            <w:vAlign w:val="center"/>
+            <w:tcBorders>
+              <w:top w:val="single" w:sz="4" w:color="D9D9D9"/>
+              <w:left w:val="single" w:sz="4" w:color="D9D9D9"/>
+              <w:bottom w:val="single" w:sz="4" w:color="D9D9D9"/>
+              <w:right w:val="single" w:sz="4" w:color="D9D9D9"/>
+            </w:tcBorders>
+            <w:shd w:fill="FFFFFF"/>
+            <w:tcMar>
+              <w:top w:w="90" w:type="dxa"/>
+              <w:left w:w="90" w:type="dxa"/>
+              <w:bottom w:w="90" w:type="dxa"/>
+              <w:right w:w="90" w:type="dxa"/>
+            </w:tcMar>
+          </w:tcPr>
+          <w:p>
+            <w:pPr>
+              <w:spacing w:after="40" w:line="252" w:lineRule="auto"/>
+            </w:pPr>
+            <w:r>
+              <w:rPr>
+                <w:sz w:val="19"/>
+              </w:rPr>
+              <w:t>Separar módulos, comentar regras e manter testes. A aplicação depende diretamente de Streamlit e Pandas.</w:t>
+            </w:r>
+          </w:p>
+        </w:tc>
+      </w:tr>
+      <w:tr>
+        <w:trPr>
+          <w:cantSplit/>
+        </w:trPr>
+        <w:tc>
+          <w:tcPr>
+            <w:tcW w:type="dxa" w:w="907"/>
+            <w:vAlign w:val="center"/>
+            <w:tcBorders>
+              <w:top w:val="single" w:sz="4" w:color="D9D9D9"/>
+              <w:left w:val="single" w:sz="4" w:color="D9D9D9"/>
+              <w:bottom w:val="single" w:sz="4" w:color="D9D9D9"/>
+              <w:right w:val="single" w:sz="4" w:color="D9D9D9"/>
+            </w:tcBorders>
+            <w:shd w:fill="F0F4F7"/>
+            <w:tcMar>
+              <w:top w:w="90" w:type="dxa"/>
+              <w:left w:w="90" w:type="dxa"/>
+              <w:bottom w:w="90" w:type="dxa"/>
+              <w:right w:w="90" w:type="dxa"/>
+            </w:tcMar>
+          </w:tcPr>
+          <w:p>
+            <w:pPr>
+              <w:spacing w:after="40" w:line="252" w:lineRule="auto"/>
+            </w:pPr>
+            <w:r>
+              <w:rPr>
+                <w:sz w:val="19"/>
+              </w:rPr>
+              <w:t>RNF06</w:t>
+            </w:r>
+          </w:p>
+        </w:tc>
+        <w:tc>
+          <w:tcPr>
+            <w:tcW w:type="dxa" w:w="2098"/>
+            <w:vAlign w:val="center"/>
+            <w:tcBorders>
+              <w:top w:val="single" w:sz="4" w:color="D9D9D9"/>
+              <w:left w:val="single" w:sz="4" w:color="D9D9D9"/>
+              <w:bottom w:val="single" w:sz="4" w:color="D9D9D9"/>
+              <w:right w:val="single" w:sz="4" w:color="D9D9D9"/>
+            </w:tcBorders>
+            <w:shd w:fill="F0F4F7"/>
+            <w:tcMar>
+              <w:top w:w="90" w:type="dxa"/>
+              <w:left w:w="90" w:type="dxa"/>
+              <w:bottom w:w="90" w:type="dxa"/>
+              <w:right w:w="90" w:type="dxa"/>
+            </w:tcMar>
+          </w:tcPr>
+          <w:p>
+            <w:pPr>
+              <w:spacing w:after="40" w:line="252" w:lineRule="auto"/>
+            </w:pPr>
+            <w:r>
+              <w:rPr>
+                <w:sz w:val="19"/>
+              </w:rPr>
+              <w:t>Clareza</w:t>
+            </w:r>
+          </w:p>
+        </w:tc>
+        <w:tc>
+          <w:tcPr>
+            <w:tcW w:type="dxa" w:w="6633"/>
+            <w:vAlign w:val="center"/>
+            <w:tcBorders>
+              <w:top w:val="single" w:sz="4" w:color="D9D9D9"/>
+              <w:left w:val="single" w:sz="4" w:color="D9D9D9"/>
+              <w:bottom w:val="single" w:sz="4" w:color="D9D9D9"/>
+              <w:right w:val="single" w:sz="4" w:color="D9D9D9"/>
+            </w:tcBorders>
+            <w:shd w:fill="F0F4F7"/>
+            <w:tcMar>
+              <w:top w:w="90" w:type="dxa"/>
+              <w:left w:w="90" w:type="dxa"/>
+              <w:bottom w:w="90" w:type="dxa"/>
+              <w:right w:w="90" w:type="dxa"/>
+            </w:tcMar>
+          </w:tcPr>
+          <w:p>
+            <w:pPr>
+              <w:spacing w:after="40" w:line="252" w:lineRule="auto"/>
+            </w:pPr>
+            <w:r>
+              <w:rPr>
+                <w:sz w:val="19"/>
+              </w:rPr>
+              <w:t>Usar uma página, unidades e ausência explícitas; distinguir contexto regional de medições locais e de impactos na saúde.</w:t>
+            </w:r>
+          </w:p>
+        </w:tc>
+      </w:tr>
+    </w:tbl>
+    <w:p/>
+    <w:p>
+      <w:pPr>
+        <w:pStyle w:val="Heading2"/>
+      </w:pPr>
+      <w:r>
+        <w:t>Escopo ainda não implementado</w:t>
+      </w:r>
+    </w:p>
+    <w:p>
+      <w:r>
+        <w:t>Requisito futuro do escopo: integrar as medições do Observatório De Olho na Quebrada e desfechos de saúde e qualidade de vida compatíveis no tempo e no território. Essa integração não está implementada porque as bases necessárias não estão disponíveis.</w:t>
+      </w:r>
+    </w:p>
+    <w:p>
+      <w:r>
+        <w:t>Os requisitos acima descrevem o comportamento atual, não uma certificação de qualidade. A execução é local; autenticação, controle de acesso para dados pessoais e operação pública com alta disponibilidade não foram implementados.</w:t>
+      </w:r>
+    </w:p>
+    <w:p>
+      <w:pPr>
+        <w:pStyle w:val="Heading2"/>
+      </w:pPr>
+      <w:r>
+        <w:t>Como verificar os requisitos</w:t>
+      </w:r>
+    </w:p>
+    <w:p>
+      <w:r>
+        <w:t>Os testes automatizados verificam filtros, cobertura, lacunas, fronteiras de datas e comparação em datas comuns. A inspeção dos metadados permite rastrear a origem dos dados. Sessão e cache reduzem trabalho repetido, mas não constituem teste de carga ou garantia de tempo de resposta. Falhas previstas recebem tratamento; indisponibilidade externa, falhas inesperadas e alterações no formato das fontes ainda podem interromper a análise.</w:t>
+      </w:r>
+    </w:p>
+    <w:p>
+      <w:r>
+        <w:br w:type="page"/>
+      </w:r>
+    </w:p>
+    <w:p>
+      <w:pPr>
+        <w:pStyle w:val="Heading1"/>
+      </w:pPr>
+      <w:r>
+        <w:t>Arquitetura das requisições e do processamento</w:t>
+      </w:r>
+    </w:p>
+    <w:p>
+      <w:r>
+        <w:t>A aplicação consome uma API REST externa e processa arquivos locais. As setas representam as trocas de dados e a sequência das responsabilidades; não representam microsserviços independentes.</w:t>
+      </w:r>
+    </w:p>
+    <w:p>
+      <w:pPr>
+        <w:jc w:val="center"/>
+      </w:pPr>
+      <w:r>
+        <w:drawing>
+          <wp:inline xmlns:a="http://schemas.openxmlformats.org/drawingml/2006/main" xmlns:pic="http://schemas.openxmlformats.org/drawingml/2006/picture">
+            <wp:extent cx="6120000" cy="4658000"/>
+            <wp:docPr id="1" name="Picture 1" descr="API externa recebe GET e retorna JSON ao módulo de extração. Arquivos locais também alimentam a extração. Transformação com Pandas e carga em memória alimentam análises e Streamlit, que troca interface e filtros com o navegador."/>
+            <wp:cNvGraphicFramePr>
+              <a:graphicFrameLocks noChangeAspect="1"/>
+            </wp:cNvGraphicFramePr>
+            <a:graphic>
+              <a:graphicData uri="http://schemas.openxmlformats.org/drawingml/2006/picture">
+                <pic:pic>
+                  <pic:nvPicPr>
+                    <pic:cNvPr id="0" name="arquitetura_projeto.png"/>
+                    <pic:cNvPicPr/>
+                  </pic:nvPicPr>
+                  <pic:blipFill>
+                    <a:blip r:embed="rId11"/>
+                    <a:stretch>
+                      <a:fillRect/>
+                    </a:stretch>
+                  </pic:blipFill>
+                  <pic:spPr>
+                    <a:xfrm>
+                      <a:off x="0" y="0"/>
+                      <a:ext cx="6120000" cy="4658000"/>
+                    </a:xfrm>
+                    <a:prstGeom prst="rect"/>
+                  </pic:spPr>
+                </pic:pic>
+              </a:graphicData>
+            </a:graphic>
+          </wp:inline>
+        </w:drawing>
+      </w:r>
+    </w:p>
+    <w:p>
+      <w:pPr>
+        <w:pStyle w:val="Caption"/>
+      </w:pPr>
+      <w:r>
+        <w:t>Figura de arquitetura  Requisições externas e ETL em memória na aplicação Python</w:t>
+      </w:r>
+    </w:p>
+    <w:p>
+      <w:r>
+        <w:t>Na carga inicial, o sistema prioriza o JSON salvo. Se ele não existir, o servidor Python envia uma requisição HTTPS GET ao endpoint /v1/archive do Open-Meteo, com coordenadas, período, modelo ERA5 e variáveis na URL; a resposta retorna em JSON. Os dados INMET entram por CSVs baixados pelo usuário, sem requisição automática à sua API.</w:t>
+      </w:r>
+    </w:p>
+    <w:p>
+      <w:r>
+        <w:t>O fluxo segue um ETL em memória: extrair o JSON ou os CSVs; transformar campos, unidades, datas, cobertura e duplicatas; carregar DataFrames tratados para os cálculos e a visualização. A carga não ocorre em um data warehouse. Os scripts auxiliares geram arquivos persistentes quando executados; o dashboard reutiliza sessão e cache.</w:t>
+      </w:r>
+    </w:p>
+    <w:p>
+      <w:r>
+        <w:t>Os requisitos acima descrevem o comportamento atual, não uma certificação de qualidade. A execução é local; autenticação, controle de acesso para dados pessoais e operação pública com alta disponibilidade não foram implementados.</w:t>
+      </w:r>
+    </w:p>
+    <w:p>
+      <w:r>
+        <w:br w:type="page"/>
+      </w:r>
+    </w:p>
+    <w:p>
+      <w:pPr>
+        <w:pStyle w:val="Heading1"/>
+      </w:pPr>
+      <w:r>
+        <w:t>Contexto do estudo e explicação do ERA5</w:t>
       </w:r>
     </w:p>
     <w:p>
@@ -92,7 +1627,7 @@
         <w:drawing>
           <wp:inline xmlns:a="http://schemas.openxmlformats.org/drawingml/2006/main" xmlns:pic="http://schemas.openxmlformats.org/drawingml/2006/picture">
             <wp:extent cx="6120000" cy="6256000"/>
-            <wp:docPr id="1" name="Picture 1" descr="Fluxograma com duas entradas: JSON ou API ERA5 e CSVs INMET. Após validação, recorte e cálculo, os resultados aparecem no Streamlit. A comparação usa datas comuns, mantendo cada fonte separada."/>
+            <wp:docPr id="2" name="Picture 2" descr="Fluxograma com duas entradas: JSON ou API ERA5 e CSVs INMET. Após validação, recorte e cálculo, os resultados aparecem no Streamlit. A comparação usa datas comuns, mantendo cada fonte separada."/>
             <wp:cNvGraphicFramePr>
               <a:graphicFrameLocks noChangeAspect="1"/>
             </wp:cNvGraphicFramePr>
@@ -104,7 +1639,7 @@
                     <pic:cNvPicPr/>
                   </pic:nvPicPr>
                   <pic:blipFill>
-                    <a:blip r:embed="rId11"/>
+                    <a:blip r:embed="rId12"/>
                     <a:stretch>
                       <a:fillRect/>
                     </a:stretch>
@@ -2843,6 +4378,11 @@
       </w:r>
     </w:p>
     <w:p>
+      <w:r>
+        <w:t>arquitetura_projeto.py centraliza o texto dos requisitos, a descrição arquitetural e o caminho da imagem usados no dashboard e neste documento. assets/arquitetura_projeto.png é a imagem compartilhada. Os geradores em documentacao/ preparam os artefatos e não são executados pelo dashboard; suas dependências de edição de documentos não fazem parte da aplicação Streamlit.</w:t>
+      </w:r>
+    </w:p>
+    <w:p>
       <w:pPr>
         <w:pStyle w:val="Heading2"/>
       </w:pPr>

--- a/documentacao/Arquitetura_do_dashboard_Heliopolis.docx
+++ b/documentacao/Arquitetura_do_dashboard_Heliopolis.docx
@@ -245,7 +245,7 @@
               <w:rPr>
                 <w:sz w:val="19"/>
               </w:rPr>
-              <w:t>Ler o JSON ERA5 local ou consultar o Open-Meteo quando ele não existir; ler os CSVs anuais INMET.</w:t>
+              <w:t>Ler o JSON ERA5 local ou consultar o Open-Meteo quando ele não existir.</w:t>
             </w:r>
           </w:p>
         </w:tc>
@@ -310,7 +310,7 @@
               <w:rPr>
                 <w:sz w:val="19"/>
               </w:rPr>
-              <w:t>Tratar e selecionar</w:t>
+              <w:t>Tratar a série</w:t>
             </w:r>
           </w:p>
         </w:tc>
@@ -340,7 +340,7 @@
               <w:rPr>
                 <w:sz w:val="19"/>
               </w:rPr>
-              <w:t>Validar dados, preservar lacunas, consolidar estações e selecionar referências até 30 km.</w:t>
+              <w:t>Validar campos e unidades, organizar a grade horária, remover duplicatas e preservar lacunas.</w:t>
             </w:r>
           </w:p>
         </w:tc>
@@ -595,7 +595,7 @@
               <w:rPr>
                 <w:sz w:val="19"/>
               </w:rPr>
-              <w:t>Comparar o entorno</w:t>
+              <w:t>Apresentar resultados</w:t>
             </w:r>
           </w:p>
         </w:tc>
@@ -610,101 +610,6 @@
               <w:right w:val="single" w:sz="4" w:color="D9D9D9"/>
             </w:tcBorders>
             <w:shd w:fill="FFFFFF"/>
-            <w:tcMar>
-              <w:top w:w="90" w:type="dxa"/>
-              <w:left w:w="90" w:type="dxa"/>
-              <w:bottom w:w="90" w:type="dxa"/>
-              <w:right w:w="90" w:type="dxa"/>
-            </w:tcMar>
-          </w:tcPr>
-          <w:p>
-            <w:pPr>
-              <w:spacing w:after="40" w:line="252" w:lineRule="auto"/>
-            </w:pPr>
-            <w:r>
-              <w:rPr>
-                <w:sz w:val="19"/>
-              </w:rPr>
-              <w:t>Comparar ERA5 e estações nas mesmas datas válidas, mantendo as fontes independentes.</w:t>
-            </w:r>
-          </w:p>
-        </w:tc>
-      </w:tr>
-      <w:tr>
-        <w:trPr>
-          <w:cantSplit/>
-        </w:trPr>
-        <w:tc>
-          <w:tcPr>
-            <w:tcW w:type="dxa" w:w="907"/>
-            <w:vAlign w:val="center"/>
-            <w:tcBorders>
-              <w:top w:val="single" w:sz="4" w:color="D9D9D9"/>
-              <w:left w:val="single" w:sz="4" w:color="D9D9D9"/>
-              <w:bottom w:val="single" w:sz="4" w:color="D9D9D9"/>
-              <w:right w:val="single" w:sz="4" w:color="D9D9D9"/>
-            </w:tcBorders>
-            <w:shd w:fill="F0F4F7"/>
-            <w:tcMar>
-              <w:top w:w="90" w:type="dxa"/>
-              <w:left w:w="90" w:type="dxa"/>
-              <w:bottom w:w="90" w:type="dxa"/>
-              <w:right w:w="90" w:type="dxa"/>
-            </w:tcMar>
-          </w:tcPr>
-          <w:p>
-            <w:pPr>
-              <w:spacing w:after="40" w:line="252" w:lineRule="auto"/>
-            </w:pPr>
-            <w:r>
-              <w:rPr>
-                <w:sz w:val="19"/>
-              </w:rPr>
-              <w:t>RF06</w:t>
-            </w:r>
-          </w:p>
-        </w:tc>
-        <w:tc>
-          <w:tcPr>
-            <w:tcW w:type="dxa" w:w="2098"/>
-            <w:vAlign w:val="center"/>
-            <w:tcBorders>
-              <w:top w:val="single" w:sz="4" w:color="D9D9D9"/>
-              <w:left w:val="single" w:sz="4" w:color="D9D9D9"/>
-              <w:bottom w:val="single" w:sz="4" w:color="D9D9D9"/>
-              <w:right w:val="single" w:sz="4" w:color="D9D9D9"/>
-            </w:tcBorders>
-            <w:shd w:fill="F0F4F7"/>
-            <w:tcMar>
-              <w:top w:w="90" w:type="dxa"/>
-              <w:left w:w="90" w:type="dxa"/>
-              <w:bottom w:w="90" w:type="dxa"/>
-              <w:right w:w="90" w:type="dxa"/>
-            </w:tcMar>
-          </w:tcPr>
-          <w:p>
-            <w:pPr>
-              <w:spacing w:after="40" w:line="252" w:lineRule="auto"/>
-            </w:pPr>
-            <w:r>
-              <w:rPr>
-                <w:sz w:val="19"/>
-              </w:rPr>
-              <w:t>Apresentar resultados</w:t>
-            </w:r>
-          </w:p>
-        </w:tc>
-        <w:tc>
-          <w:tcPr>
-            <w:tcW w:type="dxa" w:w="6633"/>
-            <w:vAlign w:val="center"/>
-            <w:tcBorders>
-              <w:top w:val="single" w:sz="4" w:color="D9D9D9"/>
-              <w:left w:val="single" w:sz="4" w:color="D9D9D9"/>
-              <w:bottom w:val="single" w:sz="4" w:color="D9D9D9"/>
-              <w:right w:val="single" w:sz="4" w:color="D9D9D9"/>
-            </w:tcBorders>
-            <w:shd w:fill="F0F4F7"/>
             <w:tcMar>
               <w:top w:w="90" w:type="dxa"/>
               <w:left w:w="90" w:type="dxa"/>
@@ -1044,7 +949,7 @@
               <w:rPr>
                 <w:sz w:val="19"/>
               </w:rPr>
-              <w:t>Preservar origem, parâmetros, período, fuso e metadados; manter os CSVs originais.</w:t>
+              <w:t>Preservar a resposta JSON de origem, os parâmetros, o período, o fuso e os metadados da coleta.</w:t>
             </w:r>
           </w:p>
         </w:tc>
@@ -1441,7 +1346,7 @@
     </w:p>
     <w:p>
       <w:r>
-        <w:t>Requisito futuro do escopo: integrar as medições do Observatório De Olho na Quebrada e desfechos de saúde e qualidade de vida compatíveis no tempo e no território. Essa integração não está implementada porque as bases necessárias não estão disponíveis.</w:t>
+        <w:t>Etapa futura do estudo: relacionar as condições regionais estimadas por ERA5 a dados de saúde e qualidade de vida compatíveis no tempo e no território. Esses desfechos ainda não estão integrados à aplicação.</w:t>
       </w:r>
     </w:p>
     <w:p>
@@ -1459,7 +1364,7 @@
     </w:p>
     <w:p>
       <w:r>
-        <w:t>Os testes automatizados verificam filtros, cobertura, lacunas, fronteiras de datas e comparação em datas comuns. A inspeção dos metadados permite rastrear a origem dos dados. Sessão e cache reduzem trabalho repetido, mas não constituem teste de carga ou garantia de tempo de resposta. Falhas previstas recebem tratamento; indisponibilidade externa, falhas inesperadas e alterações no formato das fontes ainda podem interromper a análise.</w:t>
+        <w:t>Os testes automatizados verificam filtros, cobertura, lacunas, fronteiras de datas e tratamento da resposta da API. A inspeção dos metadados permite rastrear a origem dos dados. Sessão e cache reduzem trabalho repetido, mas não constituem teste de carga ou garantia de tempo de resposta. Falhas previstas recebem tratamento; indisponibilidade externa, falhas inesperadas e alterações no formato das fontes ainda podem interromper a análise.</w:t>
       </w:r>
     </w:p>
     <w:p>
@@ -1477,7 +1382,7 @@
     </w:p>
     <w:p>
       <w:r>
-        <w:t>A aplicação consome uma API REST externa e processa arquivos locais. As setas representam as trocas de dados e a sequência das responsabilidades; não representam microsserviços independentes.</w:t>
+        <w:t>A aplicação consome a API REST do Open-Meteo ou lê o JSON dessa mesma fonte salvo localmente. As setas representam as trocas de dados e a sequência das responsabilidades; não representam microsserviços independentes.</w:t>
       </w:r>
     </w:p>
     <w:p>
@@ -1529,12 +1434,12 @@
     </w:p>
     <w:p>
       <w:r>
-        <w:t>Na carga inicial, o sistema prioriza o JSON salvo. Se ele não existir, o servidor Python envia uma requisição HTTPS GET ao endpoint /v1/archive do Open-Meteo, com coordenadas, período, modelo ERA5 e variáveis na URL; a resposta retorna em JSON. Os dados INMET entram por CSVs baixados pelo usuário, sem requisição automática à sua API.</w:t>
+        <w:t>Na carga inicial, o sistema prioriza o JSON salvo. Se ele não existir, o servidor Python envia uma requisição HTTPS GET ao endpoint /v1/archive do Open-Meteo, com coordenadas, período, modelo ERA5 e variáveis na URL; a resposta retorna em JSON. O Open-Meteo é a única fonte meteorológica consumida pela aplicação.</w:t>
       </w:r>
     </w:p>
     <w:p>
       <w:r>
-        <w:t>O fluxo segue um ETL em memória: extrair o JSON ou os CSVs; transformar campos, unidades, datas, cobertura e duplicatas; carregar DataFrames tratados para os cálculos e a visualização. A carga não ocorre em um data warehouse. Os scripts auxiliares geram arquivos persistentes quando executados; o dashboard reutiliza sessão e cache.</w:t>
+        <w:t>O fluxo segue um ETL em memória: extrair o JSON local ou recebido da API; transformar campos, unidades, datas, cobertura e duplicatas; carregar DataFrames tratados para os cálculos e a visualização. A carga não ocorre em um data warehouse. Os scripts auxiliares geram arquivos persistentes quando executados; o dashboard reutiliza sessão e cache.</w:t>
       </w:r>
     </w:p>
     <w:p>
@@ -1565,12 +1470,12 @@
     </w:p>
     <w:p>
       <w:r>
-        <w:t>O objetivo do projeto é utilizar Ciência de Dados para analisar os impactos do estresse térmico na saúde e na qualidade de vida dos moradores de Heliópolis, integrando as medições do Observatório De Olho na Quebrada a fontes públicas externas.</w:t>
+        <w:t>O projeto utiliza Ciência de Dados para estudar as condições de calor relacionadas à saúde e à qualidade de vida dos moradores de Heliópolis. A etapa atual utiliza exclusivamente a série ERA5 disponibilizada pelo Open-Meteo; a investigação de associações com saúde e qualidade de vida depende da obtenção de desfechos compatíveis.</w:t>
       </w:r>
     </w:p>
     <w:p>
       <w:r>
-        <w:t>Como a base do Observatório não está disponível e não há desfechos de saúde ou qualidade de vida integrados, a versão documentada descreve condições regionais de calor. Ela não mede temperaturas dentro das moradias, sintomas, qualidade do sono ou impactos individuais.</w:t>
+        <w:t>Como não há medições dentro da comunidade nem desfechos de saúde ou qualidade de vida integrados, a versão documentada descreve condições regionais de calor. Ela não mede temperaturas dentro das moradias, sintomas, qualidade do sono ou impactos individuais.</w:t>
       </w:r>
     </w:p>
     <w:p>
@@ -1598,7 +1503,7 @@
     </w:p>
     <w:p>
       <w:r>
-        <w:t>As referências regionais ajudam a explorar intensidade, frequência e persistência do calor. Para relacioná-las à experiência dos moradores, ainda serão necessários dados locais compatíveis no tempo e no território.</w:t>
+        <w:t>A série regional ajuda a explorar intensidade, frequência e persistência do calor. Para relacioná-la à experiência dos moradores, ainda serão necessários dados de saúde e qualidade de vida compatíveis no tempo e no território.</w:t>
       </w:r>
     </w:p>
     <w:p>
@@ -1616,7 +1521,7 @@
     </w:p>
     <w:p>
       <w:r>
-        <w:t>O fluxo tem duas entradas independentes. Os gráficos principais usam ERA5; a comparação com o entorno utiliza os dias válidos comuns à reanálise e às estações. Os valores das fontes não são fundidos.</w:t>
+        <w:t>O fluxo usa uma única fonte meteorológica: ERA5 pelo Open-Meteo. A mesma série pode ser obtida pela API ou por seu JSON salvo. Depois da validação e do recorte, ela alimenta todos os gráficos e indicadores.</w:t>
       </w:r>
     </w:p>
     <w:p>
@@ -1627,7 +1532,7 @@
         <w:drawing>
           <wp:inline xmlns:a="http://schemas.openxmlformats.org/drawingml/2006/main" xmlns:pic="http://schemas.openxmlformats.org/drawingml/2006/picture">
             <wp:extent cx="6120000" cy="6256000"/>
-            <wp:docPr id="2" name="Picture 2" descr="Fluxograma com duas entradas: JSON ou API ERA5 e CSVs INMET. Após validação, recorte e cálculo, os resultados aparecem no Streamlit. A comparação usa datas comuns, mantendo cada fonte separada."/>
+            <wp:docPr id="2" name="Picture 2" descr="Fluxograma da série ERA5 acessada pelo Open-Meteo, por sessão, JSON local ou API. Após validação, recorte e cálculo, os indicadores são apresentados no Streamlit."/>
             <wp:cNvGraphicFramePr>
               <a:graphicFrameLocks noChangeAspect="1"/>
             </wp:cNvGraphicFramePr>
@@ -2739,104 +2644,7 @@
         <w:pStyle w:val="Heading1"/>
       </w:pPr>
       <w:r>
-        <w:t>3 Seleção e tratamento das estações INMET</w:t>
-      </w:r>
-    </w:p>
-    <w:p>
-      <w:pPr>
-        <w:pStyle w:val="Heading2"/>
-      </w:pPr>
-      <w:r>
-        <w:t>Seleção espacial</w:t>
-      </w:r>
-    </w:p>
-    <w:p>
-      <w:r>
-        <w:t>O usuário baixa os CSVs anuais e os mantém em dados_locais/inmet, com subpastas. manifesto identifica cada arquivo pelo caminho, tamanho e data de modificação. cabecalho lê o início dos arquivos para identificar código, nome, coordenadas e altitude da estação.</w:t>
-      </w:r>
-    </w:p>
-    <w:p>
-      <w:r>
-        <w:t>distancia_km aplica a fórmula de Haversine entre a estação e o ponto aproximado do projeto. Usando latitudes φ, longitudes λ e diferenças em radianos, calcula:</w:t>
-      </w:r>
-    </w:p>
-    <w:p>
-      <w:pPr>
-        <w:jc w:val="center"/>
-      </w:pPr>
-      <m:oMath>
-        <m:r>
-          <m:t>a = sin²(Δφ / 2) + cos(φ₁) cos(φ₂) sin²(Δλ / 2)</m:t>
-        </m:r>
-      </m:oMath>
-    </w:p>
-    <w:p>
-      <w:pPr>
-        <w:jc w:val="center"/>
-      </w:pPr>
-      <m:oMath>
-        <m:r>
-          <m:t>d = 2R arcsin(√a), com R = 6.371,0088 km</m:t>
-        </m:r>
-      </m:oMath>
-    </w:p>
-    <w:p>
-      <w:r>
-        <w:t>O raio de 30 km é uma escolha operacional do projeto, não uma norma de representatividade. Na base disponível, Mirante A701 fica a aproximadamente 13,6 km e Interlagos A771 a 15,1 km. Distância e altitude não são usadas para corrigir suas temperaturas.</w:t>
-      </w:r>
-    </w:p>
-    <w:p>
-      <w:pPr>
-        <w:pStyle w:val="Heading2"/>
-      </w:pPr>
-      <w:r>
-        <w:t>Leitura de cada arquivo</w:t>
-      </w:r>
-    </w:p>
-    <w:p>
-      <w:r>
-        <w:t>dados.ler_inmet reconhece UTF-8 ou Latin-1, localiza o cabeçalho da tabela e interpreta separador ponto e vírgula e decimal com vírgula. Extrai data, hora UTC e temperatura do ar de bulbo seco. A integração atual usa somente essa temperatura; outras colunas do CSV não alimentam a comparação.</w:t>
-      </w:r>
-    </w:p>
-    <w:p>
-      <w:r>
-        <w:t>Datas inválidas são removidas. Duplicatas dentro do mesmo CSV mantêm a primeira ocorrência. Temperaturas fora de −90 a 65 °C, inclusive o marcador −9999, são convertidas em lacunas. Um CSV sem qualquer temperatura válida é registrado como erro na auditoria.</w:t>
-      </w:r>
-    </w:p>
-    <w:p>
-      <w:pPr>
-        <w:pStyle w:val="Heading2"/>
-      </w:pPr>
-      <w:r>
-        <w:t>União dos anos e preservação das fontes</w:t>
-      </w:r>
-    </w:p>
-    <w:p>
-      <w:r>
-        <w:t>tratar consolida os arquivos por código e localização. Variações de coordenadas de até 25 m em relação ao cadastro inicial do grupo são toleradas, com metadados originais preservados na auditoria. Mudanças maiores ficam separadas. Essa tolerância não comprova estabilidade do entorno, do instrumento ou da estação.</w:t>
-      </w:r>
-    </w:p>
-    <w:p>
-      <w:r>
-        <w:t>Na união entre arquivos, valores válidos diferentes para o mesmo horário tornam o horário ausente. Valores coincidentes são consolidados. Cada série é reindexada na grade completa, mantendo lacunas e anos sem dados. Calcula-se cobertura geral e anual como horas válidas divididas pelas horas esperadas.</w:t>
-      </w:r>
-    </w:p>
-    <w:p>
-      <w:r>
-        <w:t>Os horários permanecem em UTC, mas o período é delimitado pelo calendário de São Paulo. Assim, 00h, 01h e 02h UTC de 01/01/2026 podem completar 31/12/2025 local. Nenhum dia local de 2026 entra no estudo. As séries de cada estação e da ERA5 permanecem independentes.</w:t>
-      </w:r>
-    </w:p>
-    <w:p>
-      <w:r>
-        <w:br w:type="page"/>
-      </w:r>
-    </w:p>
-    <w:p>
-      <w:pPr>
-        <w:pStyle w:val="Heading1"/>
-      </w:pPr>
-      <w:r>
-        <w:t>4 Cálculos diários e gráficos de temperatura</w:t>
+        <w:t>3 Cálculos diários e gráficos de temperatura</w:t>
       </w:r>
     </w:p>
     <w:p>
@@ -2956,7 +2764,7 @@
         <w:pStyle w:val="Heading1"/>
       </w:pPr>
       <w:r>
-        <w:t>5 Noites umidade e persistência do calor</w:t>
+        <w:t>4 Noites umidade e persistência do calor</w:t>
       </w:r>
     </w:p>
     <w:p>
@@ -3446,7 +3254,7 @@
         <w:pStyle w:val="Heading1"/>
       </w:pPr>
       <w:r>
-        <w:t>6 Cartões comparação regional e análises auxiliares</w:t>
+        <w:t>5 Cartões e análises auxiliares</w:t>
       </w:r>
     </w:p>
     <w:tbl>
@@ -3802,70 +3610,12 @@
         <w:pStyle w:val="Heading2"/>
       </w:pPr>
       <w:r>
-        <w:t>Comparação entre ERA5 e estações</w:t>
+        <w:t>Cálculos auxiliares fora da tela atual</w:t>
       </w:r>
     </w:p>
     <w:p>
       <w:r>
-        <w:t>contexto_regional calcula indicadores diários para cada fonte e seleciona a interseção das datas válidas. Na base atual, a comparação envolve ERA5, Mirante e Interlagos. Para cada fonte, calcula a proporção de dias com máxima ≥ L somente nesse conjunto comum.</w:t>
-      </w:r>
-    </w:p>
-    <w:p>
-      <w:pPr>
-        <w:jc w:val="center"/>
-      </w:pPr>
-      <m:oMath>
-        <m:r>
-          <m:t>Datas comuns = datas válidas ERA5 ∩ Mirante ∩ Interlagos</m:t>
-        </m:r>
-      </m:oMath>
-    </w:p>
-    <w:p>
-      <w:pPr>
-        <w:jc w:val="center"/>
-      </w:pPr>
-      <m:oMath>
-        <m:r>
-          <m:t>Frequência da fonte (%) = 100 × dias quentes comuns / total de datas comuns</m:t>
-        </m:r>
-      </m:oMath>
-    </w:p>
-    <w:p>
-      <w:r>
-        <w:t>Isso reduz o efeito de lacunas sazonais: uma estação com falhas no verão não é comparada com uma série que inclui todas essas datas. A tabela informa dias comuns, dias válidos da própria fonte e distância. A frequência ERA5 nessa tabela pode diferir da calculada em toda a série porque o conjunto de datas é diferente.</w:t>
-      </w:r>
-    </w:p>
-    <w:p>
-      <w:r>
-        <w:t>A correspondência atual é diária. Dentro de um dia válido, as horas ausentes podem diferir entre fontes. Não há comparação estritamente pareada de horas nessa tabela, fusão entre séries ou correção de viés para estimar o bairro.</w:t>
-      </w:r>
-    </w:p>
-    <w:p>
-      <w:pPr>
-        <w:pStyle w:val="Heading2"/>
-      </w:pPr>
-      <w:r>
-        <w:t>Cálculos que permanecem fora da tela atual</w:t>
-      </w:r>
-    </w:p>
-    <w:p>
-      <w:r>
-        <w:t>analise.comparar_inmet continua disponível como rotina auxiliar da versão anterior. Ela compara somente pares horários simultâneos e válidos. Para Δ = temperatura ERA5 menos temperatura INMET, calcula diferença média, erro absoluto médio e raiz do erro quadrático médio:</w:t>
-      </w:r>
-    </w:p>
-    <w:p>
-      <w:pPr>
-        <w:jc w:val="center"/>
-      </w:pPr>
-      <m:oMath>
-        <m:r>
-          <m:t>Diferença média = média(Δ)     MAE = média(|Δ|)     RMSE = √média(Δ²)</m:t>
-        </m:r>
-      </m:oMath>
-    </w:p>
-    <w:p>
-      <w:r>
-        <w:t>Essas métricas não alimentam a tabela regional atual. O módulo também calcula horas observadas acima do limiar, médias diárias de vento e radiação e chuva diária. A chuva exige 100% de cobertura antes de somar os valores; as demais médias auxiliares exigem 90%. Nenhuma lacuna é extrapolada.</w:t>
+        <w:t>O módulo também calcula horas observadas acima do limiar, médias diárias de vento e radiação e chuva diária. A chuva exige 100% de cobertura antes de somar os valores; as demais médias auxiliares exigem 90%. Nenhuma lacuna é extrapolada. Esses resultados podem ser consultados nos arquivos gerados pelo terminal.</w:t>
       </w:r>
     </w:p>
     <w:p>
@@ -3878,7 +3628,7 @@
         <w:pStyle w:val="Heading1"/>
       </w:pPr>
       <w:r>
-        <w:t>7 Responsabilidades dos arquivos principais</w:t>
+        <w:t>6 Responsabilidades dos arquivos principais</w:t>
       </w:r>
     </w:p>
     <w:p>
@@ -3901,7 +3651,7 @@
     </w:p>
     <w:p>
       <w:r>
-        <w:t>A interface chama comparar_exposicao de contexto_regional.py e numero de apoio.py. Parte das agregações visuais, como médias mensais e perfil horário, ainda está em painel.py. A separação entre apresentação e cálculo é, portanto, parcial.</w:t>
+        <w:t>A interface chama numero de apoio.py para formatar os valores apresentados. Parte das agregações visuais, como médias mensais e perfil horário, ainda está em painel.py. A separação entre apresentação e cálculo é, portanto, parcial.</w:t>
       </w:r>
     </w:p>
     <w:p>
@@ -3914,7 +3664,7 @@
     </w:p>
     <w:p>
       <w:r>
-        <w:t>Centraliza constantes do estudo, validação de períodos, consulta HTTP, leitura e exportação JSON, grade horária, limpeza e leitura de um CSV INMET. Não depende do Streamlit. ErroDados fornece mensagens que podem ser tratadas pela interface ou pelo terminal.</w:t>
+        <w:t>Centraliza constantes do estudo, validação de períodos, consulta HTTP, leitura e exportação JSON, grade horária e limpeza da série ERA5. Não depende do Streamlit. ErroDados fornece mensagens que podem ser tratadas pela interface ou pelo terminal.</w:t>
       </w:r>
     </w:p>
     <w:tbl>
@@ -4335,20 +4085,7 @@
     </w:p>
     <w:p>
       <w:r>
-        <w:t>Recebe tabelas do Pandas e devolve resultados analíticos sem exigir interface. indicadores_diarios agrega dias e verifica cobertura; indicadores_noturnos organiza janelas de descanso; episodios_quentes identifica sequências; resumo_anual calcula contagens, médias e frequências. gerar_relatorio monta o texto auxiliar e comparar_inmet preserva a comparação horária legada.</w:t>
-      </w:r>
-    </w:p>
-    <w:p>
-      <w:pPr>
-        <w:pStyle w:val="Heading2"/>
-      </w:pPr>
-      <w:r>
-        <w:t>inmet_local.py</w:t>
-      </w:r>
-    </w:p>
-    <w:p>
-      <w:r>
-        <w:t>Organiza a coleção de CSVs. manifesto identifica mudanças nos arquivos; cabecalho lê metadados; distancia_km calcula distâncias; tratar seleciona, consolida, reindexa e audita as estações, usando ler_inmet e grade_horaria de dados.py. Retorna series, catalogo, cobertura_anual e auditoria. Executado diretamente, grava resultados em dados_locais/inmet_tratado.</w:t>
+        <w:t>Recebe tabelas do Pandas e devolve resultados analíticos sem exigir interface. indicadores_diarios agrega dias e verifica cobertura; indicadores_noturnos organiza janelas de descanso; episodios_quentes identifica sequências; resumo_anual calcula contagens, médias e frequências. gerar_relatorio monta o texto auxiliar com critérios, indicadores e limitações.</w:t>
       </w:r>
     </w:p>
     <w:p>
@@ -4361,7 +4098,7 @@
         <w:pStyle w:val="Heading1"/>
       </w:pPr>
       <w:r>
-        <w:t>8 Comunicação execução e persistência</w:t>
+        <w:t>7 Comunicação execução e persistência</w:t>
       </w:r>
     </w:p>
     <w:p>
@@ -4369,12 +4106,12 @@
         <w:pStyle w:val="Heading2"/>
       </w:pPr>
       <w:r>
-        <w:t>contexto_regional.py e apoio.py</w:t>
+        <w:t>apoio.py e arquitetura_projeto.py</w:t>
       </w:r>
     </w:p>
     <w:p>
       <w:r>
-        <w:t>contexto_regional.py conecta as estações à análise. referencias chama tratar com cache; comparar_exposicao alinha o período, calcula indicadores com analise.py, seleciona dias comuns e apresenta a tabela. Esse arquivo reúne lógica analítica e apresentação da comparação. apoio.py contém apenas numero, responsável por casas decimais, separadores em português e ausência exibida como travessão.</w:t>
+        <w:t>apoio.py contém apenas numero, responsável por casas decimais, separadores em português e ausência exibida como travessão.</w:t>
       </w:r>
     </w:p>
     <w:p>
@@ -4397,7 +4134,7 @@
     </w:p>
     <w:p>
       <w:r>
-        <w:t>Seus critérios são fixos em 30 °C, três dias e 90% de cobertura. O script não recebe automaticamente o limiar selecionado na sessão do dashboard e não gera a comparação regional atual. A execução pode substituir os arquivos de saída com os mesmos nomes.</w:t>
+        <w:t>Seus critérios são fixos em 30 °C, três dias e 90% de cobertura. O script não recebe automaticamente o limiar selecionado na sessão do dashboard. A execução pode substituir os arquivos de saída com os mesmos nomes.</w:t>
       </w:r>
     </w:p>
     <w:p>
@@ -4410,12 +4147,12 @@
     </w:p>
     <w:p>
       <w:r>
-        <w:t>Ao alterar um filtro, o Streamlit executa novamente a página. st.session_state conserva o conjunto ERA5 da sessão. carregar_online usa cache de 24 horas e até seis entradas. O cache do INMET depende do manifesto com caminho, tamanho e data de modificação dos CSVs; alterações nesses atributos provocam novo tratamento.</w:t>
+        <w:t>Ao alterar um filtro, o Streamlit executa novamente a página. st.session_state conserva o conjunto ERA5 da sessão. carregar_online usa cache de 24 horas e até seis entradas.</w:t>
       </w:r>
     </w:p>
     <w:p>
       <w:r>
-        <w:t>O ano altera todas as análises. O limiar altera a classificação dos dias, frequência anual, episódios e comparação regional. Ele não altera as temperaturas nem filtra os gráficos de evolução, perfil horário, noite e dispersão.</w:t>
+        <w:t>O ano altera todas as análises. O limiar altera a classificação dos dias, frequência anual e episódios. Ele não altera as temperaturas nem filtra os gráficos de evolução, perfil horário, noite e dispersão.</w:t>
       </w:r>
     </w:p>
     <w:p>
@@ -4433,7 +4170,7 @@
     </w:p>
     <w:p>
       <w:r>
-        <w:t>A comunicação usa funções importadas, DataFrames, dicionários e datas. Não existe uma API interna. O caminho principal é app → painel → dados e analise; a comparação segue painel → contexto_regional → inmet_local e analise. inmet_local também usa dados para ler CSVs e construir a grade. gerar_relatorio chama dados e analise sem iniciar Streamlit.</w:t>
+        <w:t>A comunicação usa funções importadas, DataFrames, dicionários e datas. Não existe uma API interna. O caminho principal é app → painel → dados e analise. painel também importa textos de arquitetura_projeto e a formatação de apoio. gerar_relatorio chama dados e analise sem iniciar Streamlit.</w:t>
       </w:r>
     </w:p>
     <w:p>
@@ -4446,7 +4183,7 @@
         <w:pStyle w:val="Heading1"/>
       </w:pPr>
       <w:r>
-        <w:t>9 Armazenamento testes e limites de interpretação</w:t>
+        <w:t>8 Armazenamento testes e limites de interpretação</w:t>
       </w:r>
     </w:p>
     <w:tbl>
@@ -4591,136 +4328,6 @@
                 <w:sz w:val="19"/>
               </w:rPr>
               <w:t>Base ERA5 de entrada preferencial do painel</w:t>
-            </w:r>
-          </w:p>
-        </w:tc>
-      </w:tr>
-      <w:tr>
-        <w:trPr>
-          <w:cantSplit/>
-        </w:trPr>
-        <w:tc>
-          <w:tcPr>
-            <w:tcW w:type="dxa" w:w="3969"/>
-            <w:vAlign w:val="center"/>
-            <w:tcBorders>
-              <w:top w:val="single" w:sz="4" w:color="D9D9D9"/>
-              <w:left w:val="single" w:sz="4" w:color="D9D9D9"/>
-              <w:bottom w:val="single" w:sz="4" w:color="D9D9D9"/>
-              <w:right w:val="single" w:sz="4" w:color="D9D9D9"/>
-            </w:tcBorders>
-            <w:shd w:fill="F0F4F7"/>
-            <w:tcMar>
-              <w:top w:w="90" w:type="dxa"/>
-              <w:left w:w="90" w:type="dxa"/>
-              <w:bottom w:w="90" w:type="dxa"/>
-              <w:right w:w="90" w:type="dxa"/>
-            </w:tcMar>
-          </w:tcPr>
-          <w:p>
-            <w:pPr>
-              <w:spacing w:after="40" w:line="252" w:lineRule="auto"/>
-            </w:pPr>
-            <w:r>
-              <w:rPr>
-                <w:sz w:val="19"/>
-              </w:rPr>
-              <w:t>dados_locais/inmet/</w:t>
-            </w:r>
-          </w:p>
-        </w:tc>
-        <w:tc>
-          <w:tcPr>
-            <w:tcW w:type="dxa" w:w="5669"/>
-            <w:vAlign w:val="center"/>
-            <w:tcBorders>
-              <w:top w:val="single" w:sz="4" w:color="D9D9D9"/>
-              <w:left w:val="single" w:sz="4" w:color="D9D9D9"/>
-              <w:bottom w:val="single" w:sz="4" w:color="D9D9D9"/>
-              <w:right w:val="single" w:sz="4" w:color="D9D9D9"/>
-            </w:tcBorders>
-            <w:shd w:fill="F0F4F7"/>
-            <w:tcMar>
-              <w:top w:w="90" w:type="dxa"/>
-              <w:left w:w="90" w:type="dxa"/>
-              <w:bottom w:w="90" w:type="dxa"/>
-              <w:right w:w="90" w:type="dxa"/>
-            </w:tcMar>
-          </w:tcPr>
-          <w:p>
-            <w:pPr>
-              <w:spacing w:after="40" w:line="252" w:lineRule="auto"/>
-            </w:pPr>
-            <w:r>
-              <w:rPr>
-                <w:sz w:val="19"/>
-              </w:rPr>
-              <w:t>CSVs originais em pastas anuais</w:t>
-            </w:r>
-          </w:p>
-        </w:tc>
-      </w:tr>
-      <w:tr>
-        <w:trPr>
-          <w:cantSplit/>
-        </w:trPr>
-        <w:tc>
-          <w:tcPr>
-            <w:tcW w:type="dxa" w:w="3969"/>
-            <w:vAlign w:val="center"/>
-            <w:tcBorders>
-              <w:top w:val="single" w:sz="4" w:color="D9D9D9"/>
-              <w:left w:val="single" w:sz="4" w:color="D9D9D9"/>
-              <w:bottom w:val="single" w:sz="4" w:color="D9D9D9"/>
-              <w:right w:val="single" w:sz="4" w:color="D9D9D9"/>
-            </w:tcBorders>
-            <w:shd w:fill="FFFFFF"/>
-            <w:tcMar>
-              <w:top w:w="90" w:type="dxa"/>
-              <w:left w:w="90" w:type="dxa"/>
-              <w:bottom w:w="90" w:type="dxa"/>
-              <w:right w:w="90" w:type="dxa"/>
-            </w:tcMar>
-          </w:tcPr>
-          <w:p>
-            <w:pPr>
-              <w:spacing w:after="40" w:line="252" w:lineRule="auto"/>
-            </w:pPr>
-            <w:r>
-              <w:rPr>
-                <w:sz w:val="19"/>
-              </w:rPr>
-              <w:t>dados_locais/inmet_tratado/</w:t>
-            </w:r>
-          </w:p>
-        </w:tc>
-        <w:tc>
-          <w:tcPr>
-            <w:tcW w:type="dxa" w:w="5669"/>
-            <w:vAlign w:val="center"/>
-            <w:tcBorders>
-              <w:top w:val="single" w:sz="4" w:color="D9D9D9"/>
-              <w:left w:val="single" w:sz="4" w:color="D9D9D9"/>
-              <w:bottom w:val="single" w:sz="4" w:color="D9D9D9"/>
-              <w:right w:val="single" w:sz="4" w:color="D9D9D9"/>
-            </w:tcBorders>
-            <w:shd w:fill="FFFFFF"/>
-            <w:tcMar>
-              <w:top w:w="90" w:type="dxa"/>
-              <w:left w:w="90" w:type="dxa"/>
-              <w:bottom w:w="90" w:type="dxa"/>
-              <w:right w:w="90" w:type="dxa"/>
-            </w:tcMar>
-          </w:tcPr>
-          <w:p>
-            <w:pPr>
-              <w:spacing w:after="40" w:line="252" w:lineRule="auto"/>
-            </w:pPr>
-            <w:r>
-              <w:rPr>
-                <w:sz w:val="19"/>
-              </w:rPr>
-              <w:t>Exportações de séries consolidadas, cobertura e auditoria</w:t>
             </w:r>
           </w:p>
         </w:tc>
@@ -4989,7 +4596,7 @@
     <w:p/>
     <w:p>
       <w:r>
-        <w:t>O dashboard lê o JSON e os CSVs originais INMET, recalculando resultados. Os CSVs diários exportados e a pasta inmet_tratado não são sua fonte principal. Imagens do dashboard servem para conferência visual e não alimentam a análise.</w:t>
+        <w:t>O dashboard lê o JSON ERA5 ou consulta a API quando ele não existe, recalculando os resultados. Os CSVs diários exportados são saídas auxiliares e não alimentam o painel. Imagens do dashboard servem para conferência visual e não alimentam a análise.</w:t>
       </w:r>
     </w:p>
     <w:p>
@@ -5176,136 +4783,6 @@
               <w:rPr>
                 <w:sz w:val="19"/>
               </w:rPr>
-              <w:t>test_inmet_local.py</w:t>
-            </w:r>
-          </w:p>
-        </w:tc>
-        <w:tc>
-          <w:tcPr>
-            <w:tcW w:type="dxa" w:w="5669"/>
-            <w:vAlign w:val="center"/>
-            <w:tcBorders>
-              <w:top w:val="single" w:sz="4" w:color="D9D9D9"/>
-              <w:left w:val="single" w:sz="4" w:color="D9D9D9"/>
-              <w:bottom w:val="single" w:sz="4" w:color="D9D9D9"/>
-              <w:right w:val="single" w:sz="4" w:color="D9D9D9"/>
-            </w:tcBorders>
-            <w:shd w:fill="F0F4F7"/>
-            <w:tcMar>
-              <w:top w:w="90" w:type="dxa"/>
-              <w:left w:w="90" w:type="dxa"/>
-              <w:bottom w:w="90" w:type="dxa"/>
-              <w:right w:w="90" w:type="dxa"/>
-            </w:tcMar>
-          </w:tcPr>
-          <w:p>
-            <w:pPr>
-              <w:spacing w:after="40" w:line="252" w:lineRule="auto"/>
-            </w:pPr>
-            <w:r>
-              <w:rPr>
-                <w:sz w:val="19"/>
-              </w:rPr>
-              <w:t>Distâncias, consolidação, conflitos e fronteiras de ano</w:t>
-            </w:r>
-          </w:p>
-        </w:tc>
-      </w:tr>
-      <w:tr>
-        <w:trPr>
-          <w:cantSplit/>
-        </w:trPr>
-        <w:tc>
-          <w:tcPr>
-            <w:tcW w:type="dxa" w:w="3969"/>
-            <w:vAlign w:val="center"/>
-            <w:tcBorders>
-              <w:top w:val="single" w:sz="4" w:color="D9D9D9"/>
-              <w:left w:val="single" w:sz="4" w:color="D9D9D9"/>
-              <w:bottom w:val="single" w:sz="4" w:color="D9D9D9"/>
-              <w:right w:val="single" w:sz="4" w:color="D9D9D9"/>
-            </w:tcBorders>
-            <w:shd w:fill="FFFFFF"/>
-            <w:tcMar>
-              <w:top w:w="90" w:type="dxa"/>
-              <w:left w:w="90" w:type="dxa"/>
-              <w:bottom w:w="90" w:type="dxa"/>
-              <w:right w:w="90" w:type="dxa"/>
-            </w:tcMar>
-          </w:tcPr>
-          <w:p>
-            <w:pPr>
-              <w:spacing w:after="40" w:line="252" w:lineRule="auto"/>
-            </w:pPr>
-            <w:r>
-              <w:rPr>
-                <w:sz w:val="19"/>
-              </w:rPr>
-              <w:t>test_contexto_regional.py</w:t>
-            </w:r>
-          </w:p>
-        </w:tc>
-        <w:tc>
-          <w:tcPr>
-            <w:tcW w:type="dxa" w:w="5669"/>
-            <w:vAlign w:val="center"/>
-            <w:tcBorders>
-              <w:top w:val="single" w:sz="4" w:color="D9D9D9"/>
-              <w:left w:val="single" w:sz="4" w:color="D9D9D9"/>
-              <w:bottom w:val="single" w:sz="4" w:color="D9D9D9"/>
-              <w:right w:val="single" w:sz="4" w:color="D9D9D9"/>
-            </w:tcBorders>
-            <w:shd w:fill="FFFFFF"/>
-            <w:tcMar>
-              <w:top w:w="90" w:type="dxa"/>
-              <w:left w:w="90" w:type="dxa"/>
-              <w:bottom w:w="90" w:type="dxa"/>
-              <w:right w:w="90" w:type="dxa"/>
-            </w:tcMar>
-          </w:tcPr>
-          <w:p>
-            <w:pPr>
-              <w:spacing w:after="40" w:line="252" w:lineRule="auto"/>
-            </w:pPr>
-            <w:r>
-              <w:rPr>
-                <w:sz w:val="19"/>
-              </w:rPr>
-              <w:t>Comparação restrita às mesmas datas válidas</w:t>
-            </w:r>
-          </w:p>
-        </w:tc>
-      </w:tr>
-      <w:tr>
-        <w:trPr>
-          <w:cantSplit/>
-        </w:trPr>
-        <w:tc>
-          <w:tcPr>
-            <w:tcW w:type="dxa" w:w="3969"/>
-            <w:vAlign w:val="center"/>
-            <w:tcBorders>
-              <w:top w:val="single" w:sz="4" w:color="D9D9D9"/>
-              <w:left w:val="single" w:sz="4" w:color="D9D9D9"/>
-              <w:bottom w:val="single" w:sz="4" w:color="D9D9D9"/>
-              <w:right w:val="single" w:sz="4" w:color="D9D9D9"/>
-            </w:tcBorders>
-            <w:shd w:fill="F0F4F7"/>
-            <w:tcMar>
-              <w:top w:w="90" w:type="dxa"/>
-              <w:left w:w="90" w:type="dxa"/>
-              <w:bottom w:w="90" w:type="dxa"/>
-              <w:right w:w="90" w:type="dxa"/>
-            </w:tcMar>
-          </w:tcPr>
-          <w:p>
-            <w:pPr>
-              <w:spacing w:after="40" w:line="252" w:lineRule="auto"/>
-            </w:pPr>
-            <w:r>
-              <w:rPr>
-                <w:sz w:val="19"/>
-              </w:rPr>
               <w:t>test_interface.py</w:t>
             </w:r>
           </w:p>
@@ -5363,12 +4840,12 @@
     </w:p>
     <w:p>
       <w:r>
-        <w:t>Ela não calcula efeitos clínicos, causalidade, desconforto individual, ilha de calor dentro de Heliópolis ou tendências climáticas robustas com cinco anos. O limiar de temperatura não é uma classificação nacional universal de conforto. As estações distantes não substituem a medição local e diferenças entre fontes não medem automaticamente o excesso térmico do bairro.</w:t>
+        <w:t>Ela não calcula efeitos clínicos, causalidade, desconforto individual, ilha de calor dentro de Heliópolis ou tendências climáticas robustas com cinco anos. O limiar de temperatura não é uma classificação nacional universal de conforto. A grade regional de reanálise não permite quantificar diretamente o excesso térmico dentro do bairro.</w:t>
       </w:r>
     </w:p>
     <w:p>
       <w:r>
-        <w:t>Para cumprir integralmente o objetivo de impactos na saúde e qualidade de vida, será necessário integrar medições locais e desfechos compatíveis no tempo e no território, com definições e cobertura conhecidas. Essa etapa exige novos dados e regras analíticas, não apenas novos gráficos.</w:t>
+        <w:t>Para cumprir integralmente o objetivo de impactos na saúde e qualidade de vida, será necessário integrar desfechos compatíveis com a exposição ambiental estimada no tempo e no território, com definições e cobertura conhecidas. Essa etapa exige novos dados e regras analíticas, não apenas novos gráficos.</w:t>
       </w:r>
     </w:p>
     <w:p>
@@ -5381,12 +4858,12 @@
         <w:pStyle w:val="Heading1"/>
       </w:pPr>
       <w:r>
-        <w:t>10 Fontes e rastreabilidade da documentação</w:t>
+        <w:t>9 Fontes e rastreabilidade da documentação</w:t>
       </w:r>
     </w:p>
     <w:p>
       <w:r>
-        <w:t>A descrição dos módulos e cálculos foi conferida no código local vigente em 18 de outubro de 2026. As referências externas abaixo fundamentam a explicação do ERA5 e de sua disponibilização pelo Open-Meteo. Elas não substituem a verificação dos parâmetros efetivamente usados pelo projeto.</w:t>
+        <w:t>A descrição dos módulos e cálculos foi conferida no código local vigente em 19 de outubro de 2026. As referências externas abaixo fundamentam a explicação do ERA5 e de sua disponibilização pelo Open-Meteo. Elas não substituem a verificação dos parâmetros efetivamente usados pelo projeto.</w:t>
       </w:r>
     </w:p>
     <w:p>
@@ -5410,11 +4887,6 @@
     <w:p>
       <w:r>
         <w:t>[3] Open-Meteo. Historical Weather API. Modelo ERA5, grade de 0,25°, variáveis, unidades, seleção de célula e ajuste estatístico por altitude. https://open-meteo.com/en/docs/historical-weather-api</w:t>
-      </w:r>
-    </w:p>
-    <w:p>
-      <w:r>
-        <w:t>[4] INMET. Dados históricos anuais das estações automáticas. Origem dos CSVs disponibilizados pelo usuário. https://portal.inmet.gov.br/dadoshistoricos</w:t>
       </w:r>
     </w:p>
     <w:p>
@@ -5701,7 +5173,7 @@
               <w:rPr>
                 <w:sz w:val="19"/>
               </w:rPr>
-              <w:t>grade_horaria, limpar_horarios, interpretar_api, montar_conjunto, recortar_periodo, buscar_open_meteo, ler_inmet</w:t>
+              <w:t>grade_horaria, limpar_horarios, interpretar_api, montar_conjunto, recortar_periodo, buscar_open_meteo</w:t>
             </w:r>
           </w:p>
         </w:tc>
@@ -5766,137 +5238,7 @@
               <w:rPr>
                 <w:sz w:val="19"/>
               </w:rPr>
-              <w:t>indicadores_diarios, indicadores_noturnos, episodios_quentes, resumo_anual, comparar_inmet</w:t>
-            </w:r>
-          </w:p>
-        </w:tc>
-      </w:tr>
-      <w:tr>
-        <w:trPr>
-          <w:cantSplit/>
-        </w:trPr>
-        <w:tc>
-          <w:tcPr>
-            <w:tcW w:type="dxa" w:w="2948"/>
-            <w:vAlign w:val="center"/>
-            <w:tcBorders>
-              <w:top w:val="single" w:sz="4" w:color="D9D9D9"/>
-              <w:left w:val="single" w:sz="4" w:color="D9D9D9"/>
-              <w:bottom w:val="single" w:sz="4" w:color="D9D9D9"/>
-              <w:right w:val="single" w:sz="4" w:color="D9D9D9"/>
-            </w:tcBorders>
-            <w:shd w:fill="FFFFFF"/>
-            <w:tcMar>
-              <w:top w:w="90" w:type="dxa"/>
-              <w:left w:w="90" w:type="dxa"/>
-              <w:bottom w:w="90" w:type="dxa"/>
-              <w:right w:w="90" w:type="dxa"/>
-            </w:tcMar>
-          </w:tcPr>
-          <w:p>
-            <w:pPr>
-              <w:spacing w:after="40" w:line="252" w:lineRule="auto"/>
-            </w:pPr>
-            <w:r>
-              <w:rPr>
-                <w:sz w:val="19"/>
-              </w:rPr>
-              <w:t>inmet_local.py</w:t>
-            </w:r>
-          </w:p>
-        </w:tc>
-        <w:tc>
-          <w:tcPr>
-            <w:tcW w:type="dxa" w:w="6690"/>
-            <w:vAlign w:val="center"/>
-            <w:tcBorders>
-              <w:top w:val="single" w:sz="4" w:color="D9D9D9"/>
-              <w:left w:val="single" w:sz="4" w:color="D9D9D9"/>
-              <w:bottom w:val="single" w:sz="4" w:color="D9D9D9"/>
-              <w:right w:val="single" w:sz="4" w:color="D9D9D9"/>
-            </w:tcBorders>
-            <w:shd w:fill="FFFFFF"/>
-            <w:tcMar>
-              <w:top w:w="90" w:type="dxa"/>
-              <w:left w:w="90" w:type="dxa"/>
-              <w:bottom w:w="90" w:type="dxa"/>
-              <w:right w:w="90" w:type="dxa"/>
-            </w:tcMar>
-          </w:tcPr>
-          <w:p>
-            <w:pPr>
-              <w:spacing w:after="40" w:line="252" w:lineRule="auto"/>
-            </w:pPr>
-            <w:r>
-              <w:rPr>
-                <w:sz w:val="19"/>
-              </w:rPr>
-              <w:t>distancia_km, manifesto, cabecalho, tratar</w:t>
-            </w:r>
-          </w:p>
-        </w:tc>
-      </w:tr>
-      <w:tr>
-        <w:trPr>
-          <w:cantSplit/>
-        </w:trPr>
-        <w:tc>
-          <w:tcPr>
-            <w:tcW w:type="dxa" w:w="2948"/>
-            <w:vAlign w:val="center"/>
-            <w:tcBorders>
-              <w:top w:val="single" w:sz="4" w:color="D9D9D9"/>
-              <w:left w:val="single" w:sz="4" w:color="D9D9D9"/>
-              <w:bottom w:val="single" w:sz="4" w:color="D9D9D9"/>
-              <w:right w:val="single" w:sz="4" w:color="D9D9D9"/>
-            </w:tcBorders>
-            <w:shd w:fill="F0F4F7"/>
-            <w:tcMar>
-              <w:top w:w="90" w:type="dxa"/>
-              <w:left w:w="90" w:type="dxa"/>
-              <w:bottom w:w="90" w:type="dxa"/>
-              <w:right w:w="90" w:type="dxa"/>
-            </w:tcMar>
-          </w:tcPr>
-          <w:p>
-            <w:pPr>
-              <w:spacing w:after="40" w:line="252" w:lineRule="auto"/>
-            </w:pPr>
-            <w:r>
-              <w:rPr>
-                <w:sz w:val="19"/>
-              </w:rPr>
-              <w:t>contexto_regional.py</w:t>
-            </w:r>
-          </w:p>
-        </w:tc>
-        <w:tc>
-          <w:tcPr>
-            <w:tcW w:type="dxa" w:w="6690"/>
-            <w:vAlign w:val="center"/>
-            <w:tcBorders>
-              <w:top w:val="single" w:sz="4" w:color="D9D9D9"/>
-              <w:left w:val="single" w:sz="4" w:color="D9D9D9"/>
-              <w:bottom w:val="single" w:sz="4" w:color="D9D9D9"/>
-              <w:right w:val="single" w:sz="4" w:color="D9D9D9"/>
-            </w:tcBorders>
-            <w:shd w:fill="F0F4F7"/>
-            <w:tcMar>
-              <w:top w:w="90" w:type="dxa"/>
-              <w:left w:w="90" w:type="dxa"/>
-              <w:bottom w:w="90" w:type="dxa"/>
-              <w:right w:w="90" w:type="dxa"/>
-            </w:tcMar>
-          </w:tcPr>
-          <w:p>
-            <w:pPr>
-              <w:spacing w:after="40" w:line="252" w:lineRule="auto"/>
-            </w:pPr>
-            <w:r>
-              <w:rPr>
-                <w:sz w:val="19"/>
-              </w:rPr>
-              <w:t>referencias, comparar_exposicao</w:t>
+              <w:t>indicadores_diarios, indicadores_noturnos, episodios_quentes, resumo_anual</w:t>
             </w:r>
           </w:p>
         </w:tc>
@@ -5996,7 +5338,7 @@
       <w:rPr>
         <w:sz w:val="16"/>
       </w:rPr>
-      <w:t xml:space="preserve">Versão de 18 outubro 2026  •  Página </w:t>
+      <w:t xml:space="preserve">Versão de 19 outubro 2026  •  Página </w:t>
     </w:r>
     <w:fldSimple w:instr="PAGE"/>
   </w:p>
